--- a/HU Cloud Advanced Assignment.docx
+++ b/HU Cloud Advanced Assignment.docx
@@ -170,7 +170,7 @@
                     <pic:cNvPicPr/>
                   </pic:nvPicPr>
                   <pic:blipFill>
-                    <a:blip r:embed="rId5"/>
+                    <a:blip r:embed="rId7"/>
                     <a:stretch>
                       <a:fillRect/>
                     </a:stretch>
@@ -1062,7 +1062,7 @@
                     <pic:cNvPicPr/>
                   </pic:nvPicPr>
                   <pic:blipFill>
-                    <a:blip r:embed="rId6"/>
+                    <a:blip r:embed="rId8"/>
                     <a:stretch>
                       <a:fillRect/>
                     </a:stretch>
@@ -1493,7 +1493,7 @@
                     <pic:cNvPicPr/>
                   </pic:nvPicPr>
                   <pic:blipFill>
-                    <a:blip r:embed="rId7"/>
+                    <a:blip r:embed="rId9"/>
                     <a:stretch>
                       <a:fillRect/>
                     </a:stretch>
@@ -1669,7 +1669,7 @@
                     <pic:cNvPicPr/>
                   </pic:nvPicPr>
                   <pic:blipFill>
-                    <a:blip r:embed="rId8"/>
+                    <a:blip r:embed="rId10"/>
                     <a:stretch>
                       <a:fillRect/>
                     </a:stretch>
@@ -1723,7 +1723,7 @@
                     <pic:cNvPicPr/>
                   </pic:nvPicPr>
                   <pic:blipFill>
-                    <a:blip r:embed="rId9"/>
+                    <a:blip r:embed="rId11"/>
                     <a:stretch>
                       <a:fillRect/>
                     </a:stretch>
@@ -2003,7 +2003,7 @@
                     <pic:cNvPicPr/>
                   </pic:nvPicPr>
                   <pic:blipFill>
-                    <a:blip r:embed="rId10"/>
+                    <a:blip r:embed="rId12"/>
                     <a:stretch>
                       <a:fillRect/>
                     </a:stretch>
@@ -2453,7 +2453,7 @@
                     <pic:cNvPicPr/>
                   </pic:nvPicPr>
                   <pic:blipFill>
-                    <a:blip r:embed="rId11"/>
+                    <a:blip r:embed="rId13"/>
                     <a:stretch>
                       <a:fillRect/>
                     </a:stretch>
@@ -2502,7 +2502,7 @@
                     <pic:cNvPicPr/>
                   </pic:nvPicPr>
                   <pic:blipFill>
-                    <a:blip r:embed="rId12"/>
+                    <a:blip r:embed="rId14"/>
                     <a:stretch>
                       <a:fillRect/>
                     </a:stretch>
@@ -2568,7 +2568,6 @@
     <w:p>
       <w:pPr>
         <w:pStyle w:val="NoSpacing"/>
-        <w:ind w:left="720"/>
       </w:pPr>
       <w:r>
         <w:lastRenderedPageBreak/>
@@ -2578,7 +2577,7 @@
     <w:p>
       <w:pPr>
         <w:pStyle w:val="NoSpacing"/>
-        <w:ind w:left="720"/>
+        <w:ind w:left="1440"/>
       </w:pPr>
       <w:r>
         <w:t xml:space="preserve">(To be completed using the AWS CLI) </w:t>
@@ -2587,6 +2586,492 @@
     <w:p>
       <w:pPr>
         <w:pStyle w:val="NoSpacing"/>
+        <w:ind w:left="1440"/>
+      </w:pPr>
+      <w:r>
+        <w:t>set -e</w:t>
+      </w:r>
+    </w:p>
+    <w:p>
+      <w:pPr>
+        <w:pStyle w:val="NoSpacing"/>
+        <w:ind w:left="1440"/>
+      </w:pPr>
+    </w:p>
+    <w:p>
+      <w:pPr>
+        <w:pStyle w:val="NoSpacing"/>
+        <w:ind w:left="1440"/>
+      </w:pPr>
+      <w:r>
+        <w:t>export AWS_REGION="us-east-1"</w:t>
+      </w:r>
+    </w:p>
+    <w:p>
+      <w:pPr>
+        <w:pStyle w:val="NoSpacing"/>
+        <w:ind w:left="1440"/>
+      </w:pPr>
+      <w:r>
+        <w:t>export USER_NAME="</w:t>
+      </w:r>
+      <w:proofErr w:type="spellStart"/>
+      <w:r>
+        <w:t>sburse</w:t>
+      </w:r>
+      <w:proofErr w:type="spellEnd"/>
+      <w:r>
+        <w:t>"</w:t>
+      </w:r>
+    </w:p>
+    <w:p>
+      <w:pPr>
+        <w:pStyle w:val="NoSpacing"/>
+        <w:ind w:left="1440"/>
+      </w:pPr>
+      <w:r>
+        <w:t>export HU_BATCH="HU-DevOps-26"</w:t>
+      </w:r>
+    </w:p>
+    <w:p>
+      <w:pPr>
+        <w:pStyle w:val="NoSpacing"/>
+        <w:ind w:left="1440"/>
+      </w:pPr>
+    </w:p>
+    <w:p>
+      <w:pPr>
+        <w:pStyle w:val="NoSpacing"/>
+        <w:ind w:left="1440"/>
+      </w:pPr>
+      <w:r>
+        <w:t>export INSTANCE_NAME="hu-devops-26-sburse-userdata-ec2"</w:t>
+      </w:r>
+    </w:p>
+    <w:p>
+      <w:pPr>
+        <w:pStyle w:val="NoSpacing"/>
+        <w:ind w:left="1440"/>
+      </w:pPr>
+      <w:r>
+        <w:t>export ALB_NAME="hu-devops-26-sburse-alb"</w:t>
+      </w:r>
+    </w:p>
+    <w:p>
+      <w:pPr>
+        <w:pStyle w:val="NoSpacing"/>
+        <w:ind w:left="1440"/>
+      </w:pPr>
+      <w:r>
+        <w:t>export TARGET_GROUP_NAME="hu-devops-26-sburse-tg"</w:t>
+      </w:r>
+    </w:p>
+    <w:p>
+      <w:pPr>
+        <w:pStyle w:val="NoSpacing"/>
+        <w:ind w:left="1440"/>
+      </w:pPr>
+      <w:r>
+        <w:t>export ALB_SG_NAME="hu-devops-26-sburse-alb-sg"</w:t>
+      </w:r>
+    </w:p>
+    <w:p>
+      <w:pPr>
+        <w:pStyle w:val="NoSpacing"/>
+        <w:ind w:left="1440"/>
+      </w:pPr>
+      <w:r>
+        <w:t>export WAF_NAME="hu-devops-26-sburse-waf"</w:t>
+      </w:r>
+    </w:p>
+    <w:p>
+      <w:pPr>
+        <w:pStyle w:val="NoSpacing"/>
+        <w:ind w:left="1440"/>
+      </w:pPr>
+    </w:p>
+    <w:p>
+      <w:pPr>
+        <w:pStyle w:val="NoSpacing"/>
+        <w:ind w:left="1440"/>
+      </w:pPr>
+      <w:r>
+        <w:t>export INSTANCE_ID=$(</w:t>
+      </w:r>
+      <w:proofErr w:type="spellStart"/>
+      <w:r>
+        <w:t>aws</w:t>
+      </w:r>
+      <w:proofErr w:type="spellEnd"/>
+      <w:r>
+        <w:t xml:space="preserve"> ec2 describe-instances \</w:t>
+      </w:r>
+    </w:p>
+    <w:p>
+      <w:pPr>
+        <w:pStyle w:val="NoSpacing"/>
+        <w:ind w:left="1440"/>
+      </w:pPr>
+      <w:r>
+        <w:t xml:space="preserve">  --filters \</w:t>
+      </w:r>
+    </w:p>
+    <w:p>
+      <w:pPr>
+        <w:pStyle w:val="NoSpacing"/>
+        <w:ind w:left="1440"/>
+      </w:pPr>
+      <w:r>
+        <w:t xml:space="preserve">    "Name=</w:t>
+      </w:r>
+      <w:proofErr w:type="spellStart"/>
+      <w:proofErr w:type="gramStart"/>
+      <w:r>
+        <w:t>tag:Name</w:t>
+      </w:r>
+      <w:proofErr w:type="gramEnd"/>
+      <w:r>
+        <w:t>,Values</w:t>
+      </w:r>
+      <w:proofErr w:type="spellEnd"/>
+      <w:r>
+        <w:t>=$INSTANCE_NAME" \</w:t>
+      </w:r>
+    </w:p>
+    <w:p>
+      <w:pPr>
+        <w:pStyle w:val="NoSpacing"/>
+        <w:ind w:left="1440"/>
+      </w:pPr>
+      <w:r>
+        <w:t xml:space="preserve">    "Name=instance-state-</w:t>
+      </w:r>
+      <w:proofErr w:type="spellStart"/>
+      <w:proofErr w:type="gramStart"/>
+      <w:r>
+        <w:t>name,Values</w:t>
+      </w:r>
+      <w:proofErr w:type="spellEnd"/>
+      <w:proofErr w:type="gramEnd"/>
+      <w:r>
+        <w:t>=running" \</w:t>
+      </w:r>
+    </w:p>
+    <w:p>
+      <w:pPr>
+        <w:pStyle w:val="NoSpacing"/>
+        <w:ind w:left="1440"/>
+      </w:pPr>
+      <w:r>
+        <w:t xml:space="preserve">  --query "Reservations[0</w:t>
+      </w:r>
+      <w:proofErr w:type="gramStart"/>
+      <w:r>
+        <w:t>].Instances</w:t>
+      </w:r>
+      <w:proofErr w:type="gramEnd"/>
+      <w:r>
+        <w:t>[0</w:t>
+      </w:r>
+      <w:proofErr w:type="gramStart"/>
+      <w:r>
+        <w:t>].</w:t>
+      </w:r>
+      <w:proofErr w:type="spellStart"/>
+      <w:r>
+        <w:t>InstanceId</w:t>
+      </w:r>
+      <w:proofErr w:type="spellEnd"/>
+      <w:proofErr w:type="gramEnd"/>
+      <w:r>
+        <w:t>" \</w:t>
+      </w:r>
+    </w:p>
+    <w:p>
+      <w:pPr>
+        <w:pStyle w:val="NoSpacing"/>
+        <w:ind w:left="1440"/>
+      </w:pPr>
+      <w:r>
+        <w:t xml:space="preserve">  --output text \</w:t>
+      </w:r>
+    </w:p>
+    <w:p>
+      <w:pPr>
+        <w:pStyle w:val="NoSpacing"/>
+        <w:ind w:left="1440"/>
+      </w:pPr>
+      <w:r>
+        <w:t xml:space="preserve">  --region "$AWS_REGION")</w:t>
+      </w:r>
+    </w:p>
+    <w:p>
+      <w:pPr>
+        <w:pStyle w:val="NoSpacing"/>
+        <w:ind w:left="1440"/>
+      </w:pPr>
+    </w:p>
+    <w:p>
+      <w:pPr>
+        <w:pStyle w:val="NoSpacing"/>
+        <w:ind w:left="1440"/>
+      </w:pPr>
+      <w:r>
+        <w:t>if [ "$INSTANCE_ID" = "None</w:t>
+      </w:r>
+      <w:proofErr w:type="gramStart"/>
+      <w:r>
+        <w:t>" ]</w:t>
+      </w:r>
+      <w:proofErr w:type="gramEnd"/>
+      <w:r>
+        <w:t xml:space="preserve"> || [ -z "$INSTANCE_ID</w:t>
+      </w:r>
+      <w:proofErr w:type="gramStart"/>
+      <w:r>
+        <w:t>" ]</w:t>
+      </w:r>
+      <w:proofErr w:type="gramEnd"/>
+      <w:r>
+        <w:t>; then</w:t>
+      </w:r>
+    </w:p>
+    <w:p>
+      <w:pPr>
+        <w:pStyle w:val="NoSpacing"/>
+        <w:ind w:left="1440"/>
+      </w:pPr>
+      <w:r>
+        <w:t xml:space="preserve">  echo "Question 1.3 instance was not found or is not running."</w:t>
+      </w:r>
+    </w:p>
+    <w:p>
+      <w:pPr>
+        <w:pStyle w:val="NoSpacing"/>
+        <w:ind w:left="1440"/>
+      </w:pPr>
+      <w:r>
+        <w:t xml:space="preserve">  exit 1</w:t>
+      </w:r>
+    </w:p>
+    <w:p>
+      <w:pPr>
+        <w:pStyle w:val="NoSpacing"/>
+        <w:ind w:left="1440"/>
+      </w:pPr>
+      <w:r>
+        <w:t>fi</w:t>
+      </w:r>
+    </w:p>
+    <w:p>
+      <w:pPr>
+        <w:pStyle w:val="NoSpacing"/>
+        <w:ind w:left="1440"/>
+      </w:pPr>
+    </w:p>
+    <w:p>
+      <w:pPr>
+        <w:pStyle w:val="NoSpacing"/>
+        <w:ind w:left="1440"/>
+      </w:pPr>
+      <w:r>
+        <w:t>export VPC_ID=$(</w:t>
+      </w:r>
+      <w:proofErr w:type="spellStart"/>
+      <w:r>
+        <w:t>aws</w:t>
+      </w:r>
+      <w:proofErr w:type="spellEnd"/>
+      <w:r>
+        <w:t xml:space="preserve"> ec2 describe-instances \</w:t>
+      </w:r>
+    </w:p>
+    <w:p>
+      <w:pPr>
+        <w:pStyle w:val="NoSpacing"/>
+        <w:ind w:left="1440"/>
+      </w:pPr>
+      <w:r>
+        <w:t xml:space="preserve">  --instance-ids "$INSTANCE_ID" \</w:t>
+      </w:r>
+    </w:p>
+    <w:p>
+      <w:pPr>
+        <w:pStyle w:val="NoSpacing"/>
+        <w:ind w:left="1440"/>
+      </w:pPr>
+      <w:r>
+        <w:t xml:space="preserve">  --query "Reservations[0</w:t>
+      </w:r>
+      <w:proofErr w:type="gramStart"/>
+      <w:r>
+        <w:t>].Instances</w:t>
+      </w:r>
+      <w:proofErr w:type="gramEnd"/>
+      <w:r>
+        <w:t>[0</w:t>
+      </w:r>
+      <w:proofErr w:type="gramStart"/>
+      <w:r>
+        <w:t>].</w:t>
+      </w:r>
+      <w:proofErr w:type="spellStart"/>
+      <w:r>
+        <w:t>VpcId</w:t>
+      </w:r>
+      <w:proofErr w:type="spellEnd"/>
+      <w:proofErr w:type="gramEnd"/>
+      <w:r>
+        <w:t>" \</w:t>
+      </w:r>
+    </w:p>
+    <w:p>
+      <w:pPr>
+        <w:pStyle w:val="NoSpacing"/>
+        <w:ind w:left="1440"/>
+      </w:pPr>
+      <w:r>
+        <w:t xml:space="preserve">  --output text \</w:t>
+      </w:r>
+    </w:p>
+    <w:p>
+      <w:pPr>
+        <w:pStyle w:val="NoSpacing"/>
+        <w:ind w:left="1440"/>
+      </w:pPr>
+      <w:r>
+        <w:t xml:space="preserve">  --region "$AWS_REGION")</w:t>
+      </w:r>
+    </w:p>
+    <w:p>
+      <w:pPr>
+        <w:pStyle w:val="NoSpacing"/>
+        <w:ind w:left="1440"/>
+      </w:pPr>
+    </w:p>
+    <w:p>
+      <w:pPr>
+        <w:pStyle w:val="NoSpacing"/>
+        <w:ind w:left="1440"/>
+      </w:pPr>
+      <w:r>
+        <w:t>export INSTANCE_SG_ID=$(</w:t>
+      </w:r>
+      <w:proofErr w:type="spellStart"/>
+      <w:r>
+        <w:t>aws</w:t>
+      </w:r>
+      <w:proofErr w:type="spellEnd"/>
+      <w:r>
+        <w:t xml:space="preserve"> ec2 describe-instances \</w:t>
+      </w:r>
+    </w:p>
+    <w:p>
+      <w:pPr>
+        <w:pStyle w:val="NoSpacing"/>
+        <w:ind w:left="1440"/>
+      </w:pPr>
+      <w:r>
+        <w:t xml:space="preserve">  --instance-ids "$INSTANCE_ID" \</w:t>
+      </w:r>
+    </w:p>
+    <w:p>
+      <w:pPr>
+        <w:pStyle w:val="NoSpacing"/>
+        <w:ind w:left="1440"/>
+      </w:pPr>
+      <w:r>
+        <w:t xml:space="preserve">  --query "Reservations[0</w:t>
+      </w:r>
+      <w:proofErr w:type="gramStart"/>
+      <w:r>
+        <w:t>].Instances</w:t>
+      </w:r>
+      <w:proofErr w:type="gramEnd"/>
+      <w:r>
+        <w:t>[0</w:t>
+      </w:r>
+      <w:proofErr w:type="gramStart"/>
+      <w:r>
+        <w:t>].</w:t>
+      </w:r>
+      <w:proofErr w:type="spellStart"/>
+      <w:r>
+        <w:t>SecurityGroups</w:t>
+      </w:r>
+      <w:proofErr w:type="spellEnd"/>
+      <w:proofErr w:type="gramEnd"/>
+      <w:r>
+        <w:t>[0</w:t>
+      </w:r>
+      <w:proofErr w:type="gramStart"/>
+      <w:r>
+        <w:t>].</w:t>
+      </w:r>
+      <w:proofErr w:type="spellStart"/>
+      <w:r>
+        <w:t>GroupId</w:t>
+      </w:r>
+      <w:proofErr w:type="spellEnd"/>
+      <w:proofErr w:type="gramEnd"/>
+      <w:r>
+        <w:t>" \</w:t>
+      </w:r>
+    </w:p>
+    <w:p>
+      <w:pPr>
+        <w:pStyle w:val="NoSpacing"/>
+        <w:ind w:left="1440"/>
+      </w:pPr>
+      <w:r>
+        <w:t xml:space="preserve">  --output text \</w:t>
+      </w:r>
+    </w:p>
+    <w:p>
+      <w:pPr>
+        <w:pStyle w:val="NoSpacing"/>
+        <w:ind w:left="1440"/>
+      </w:pPr>
+      <w:r>
+        <w:t xml:space="preserve">  --region "$AWS_REGION")</w:t>
+      </w:r>
+    </w:p>
+    <w:p>
+      <w:pPr>
+        <w:pStyle w:val="NoSpacing"/>
+        <w:ind w:left="1440"/>
+      </w:pPr>
+    </w:p>
+    <w:p>
+      <w:pPr>
+        <w:pStyle w:val="NoSpacing"/>
+        <w:ind w:left="1440"/>
+      </w:pPr>
+      <w:r>
+        <w:t>echo "Instance ID: $INSTANCE_ID"</w:t>
+      </w:r>
+    </w:p>
+    <w:p>
+      <w:pPr>
+        <w:pStyle w:val="NoSpacing"/>
+        <w:ind w:left="1440"/>
+      </w:pPr>
+      <w:r>
+        <w:t>echo "VPC ID: $VPC_ID"</w:t>
+      </w:r>
+    </w:p>
+    <w:p>
+      <w:pPr>
+        <w:pStyle w:val="NoSpacing"/>
+        <w:ind w:left="1440"/>
+      </w:pPr>
+      <w:r>
+        <w:t>echo "EC2 Security Group ID: $INSTANCE_SG_ID"</w:t>
+      </w:r>
+    </w:p>
+    <w:p>
+      <w:pPr>
+        <w:pStyle w:val="NoSpacing"/>
         <w:ind w:left="720"/>
       </w:pPr>
       <w:r>
@@ -2604,6 +3089,612 @@
         <w:pStyle w:val="NoSpacing"/>
         <w:ind w:left="720"/>
       </w:pPr>
+      <w:r>
+        <w:lastRenderedPageBreak/>
+        <w:drawing>
+          <wp:inline distT="0" distB="0" distL="0" distR="0" wp14:anchorId="4EE589C1" wp14:editId="56E2990A">
+            <wp:extent cx="5849166" cy="1343212"/>
+            <wp:effectExtent l="0" t="0" r="0" b="9525"/>
+            <wp:docPr id="2109507541" name="Picture 1"/>
+            <wp:cNvGraphicFramePr>
+              <a:graphicFrameLocks xmlns:a="http://schemas.openxmlformats.org/drawingml/2006/main" noChangeAspect="1"/>
+            </wp:cNvGraphicFramePr>
+            <a:graphic xmlns:a="http://schemas.openxmlformats.org/drawingml/2006/main">
+              <a:graphicData uri="http://schemas.openxmlformats.org/drawingml/2006/picture">
+                <pic:pic xmlns:pic="http://schemas.openxmlformats.org/drawingml/2006/picture">
+                  <pic:nvPicPr>
+                    <pic:cNvPr id="2109507541" name=""/>
+                    <pic:cNvPicPr/>
+                  </pic:nvPicPr>
+                  <pic:blipFill>
+                    <a:blip r:embed="rId15"/>
+                    <a:stretch>
+                      <a:fillRect/>
+                    </a:stretch>
+                  </pic:blipFill>
+                  <pic:spPr>
+                    <a:xfrm>
+                      <a:off x="0" y="0"/>
+                      <a:ext cx="5849166" cy="1343212"/>
+                    </a:xfrm>
+                    <a:prstGeom prst="rect">
+                      <a:avLst/>
+                    </a:prstGeom>
+                  </pic:spPr>
+                </pic:pic>
+              </a:graphicData>
+            </a:graphic>
+          </wp:inline>
+        </w:drawing>
+      </w:r>
+    </w:p>
+    <w:p>
+      <w:pPr>
+        <w:pStyle w:val="NoSpacing"/>
+        <w:ind w:left="720"/>
+        <w:rPr>
+          <w:lang w:val="en-IN"/>
+        </w:rPr>
+      </w:pPr>
+      <w:r>
+        <w:rPr>
+          <w:lang w:val="en-IN"/>
+        </w:rPr>
+        <w:t>Display available subnets</w:t>
+      </w:r>
+    </w:p>
+    <w:p>
+      <w:pPr>
+        <w:pStyle w:val="NoSpacing"/>
+        <w:ind w:left="720"/>
+      </w:pPr>
+      <w:r>
+        <w:drawing>
+          <wp:inline distT="0" distB="0" distL="0" distR="0" wp14:anchorId="4B42D5AF" wp14:editId="33888956">
+            <wp:extent cx="5943600" cy="1994535"/>
+            <wp:effectExtent l="0" t="0" r="0" b="5715"/>
+            <wp:docPr id="190382965" name="Picture 1"/>
+            <wp:cNvGraphicFramePr>
+              <a:graphicFrameLocks xmlns:a="http://schemas.openxmlformats.org/drawingml/2006/main" noChangeAspect="1"/>
+            </wp:cNvGraphicFramePr>
+            <a:graphic xmlns:a="http://schemas.openxmlformats.org/drawingml/2006/main">
+              <a:graphicData uri="http://schemas.openxmlformats.org/drawingml/2006/picture">
+                <pic:pic xmlns:pic="http://schemas.openxmlformats.org/drawingml/2006/picture">
+                  <pic:nvPicPr>
+                    <pic:cNvPr id="190382965" name=""/>
+                    <pic:cNvPicPr/>
+                  </pic:nvPicPr>
+                  <pic:blipFill>
+                    <a:blip r:embed="rId16"/>
+                    <a:stretch>
+                      <a:fillRect/>
+                    </a:stretch>
+                  </pic:blipFill>
+                  <pic:spPr>
+                    <a:xfrm>
+                      <a:off x="0" y="0"/>
+                      <a:ext cx="5943600" cy="1994535"/>
+                    </a:xfrm>
+                    <a:prstGeom prst="rect">
+                      <a:avLst/>
+                    </a:prstGeom>
+                  </pic:spPr>
+                </pic:pic>
+              </a:graphicData>
+            </a:graphic>
+          </wp:inline>
+        </w:drawing>
+      </w:r>
+    </w:p>
+    <w:p>
+      <w:pPr>
+        <w:pStyle w:val="NoSpacing"/>
+        <w:ind w:left="720"/>
+        <w:rPr>
+          <w:lang w:val="en-IN"/>
+        </w:rPr>
+      </w:pPr>
+      <w:r>
+        <w:rPr>
+          <w:lang w:val="en-IN"/>
+        </w:rPr>
+        <w:t xml:space="preserve">choose </w:t>
+      </w:r>
+      <w:r>
+        <w:rPr>
+          <w:b/>
+          <w:bCs/>
+          <w:lang w:val="en-IN"/>
+        </w:rPr>
+        <w:t>two subnets in different Availability Zones</w:t>
+      </w:r>
+      <w:r>
+        <w:rPr>
+          <w:lang w:val="en-IN"/>
+        </w:rPr>
+        <w:t>.</w:t>
+      </w:r>
+    </w:p>
+    <w:p>
+      <w:pPr>
+        <w:pStyle w:val="NoSpacing"/>
+        <w:ind w:left="720"/>
+      </w:pPr>
+      <w:r>
+        <w:drawing>
+          <wp:inline distT="0" distB="0" distL="0" distR="0" wp14:anchorId="1E7AB40C" wp14:editId="6459E3E8">
+            <wp:extent cx="4553585" cy="1200318"/>
+            <wp:effectExtent l="0" t="0" r="0" b="0"/>
+            <wp:docPr id="1325159537" name="Picture 1"/>
+            <wp:cNvGraphicFramePr>
+              <a:graphicFrameLocks xmlns:a="http://schemas.openxmlformats.org/drawingml/2006/main" noChangeAspect="1"/>
+            </wp:cNvGraphicFramePr>
+            <a:graphic xmlns:a="http://schemas.openxmlformats.org/drawingml/2006/main">
+              <a:graphicData uri="http://schemas.openxmlformats.org/drawingml/2006/picture">
+                <pic:pic xmlns:pic="http://schemas.openxmlformats.org/drawingml/2006/picture">
+                  <pic:nvPicPr>
+                    <pic:cNvPr id="1325159537" name=""/>
+                    <pic:cNvPicPr/>
+                  </pic:nvPicPr>
+                  <pic:blipFill>
+                    <a:blip r:embed="rId17"/>
+                    <a:stretch>
+                      <a:fillRect/>
+                    </a:stretch>
+                  </pic:blipFill>
+                  <pic:spPr>
+                    <a:xfrm>
+                      <a:off x="0" y="0"/>
+                      <a:ext cx="4553585" cy="1200318"/>
+                    </a:xfrm>
+                    <a:prstGeom prst="rect">
+                      <a:avLst/>
+                    </a:prstGeom>
+                  </pic:spPr>
+                </pic:pic>
+              </a:graphicData>
+            </a:graphic>
+          </wp:inline>
+        </w:drawing>
+      </w:r>
+    </w:p>
+    <w:p>
+      <w:pPr>
+        <w:pStyle w:val="NoSpacing"/>
+        <w:ind w:left="720"/>
+      </w:pPr>
+    </w:p>
+    <w:p>
+      <w:pPr>
+        <w:pStyle w:val="NoSpacing"/>
+        <w:ind w:left="720"/>
+        <w:rPr>
+          <w:b/>
+          <w:bCs/>
+          <w:sz w:val="28"/>
+          <w:szCs w:val="28"/>
+          <w:lang w:val="en-IN"/>
+        </w:rPr>
+      </w:pPr>
+      <w:r>
+        <w:rPr>
+          <w:b/>
+          <w:bCs/>
+          <w:sz w:val="28"/>
+          <w:szCs w:val="28"/>
+          <w:lang w:val="en-IN"/>
+        </w:rPr>
+        <w:t>Create the target group</w:t>
+      </w:r>
+    </w:p>
+    <w:p>
+      <w:pPr>
+        <w:pStyle w:val="NoSpacing"/>
+        <w:ind w:left="720"/>
+        <w:rPr>
+          <w:b/>
+          <w:bCs/>
+          <w:sz w:val="28"/>
+          <w:szCs w:val="28"/>
+          <w:lang w:val="en-IN"/>
+        </w:rPr>
+      </w:pPr>
+    </w:p>
+    <w:p>
+      <w:pPr>
+        <w:pStyle w:val="NoSpacing"/>
+        <w:ind w:left="1440"/>
+      </w:pPr>
+      <w:r>
+        <w:t>export TARGET_GROUP_ARN=$(</w:t>
+      </w:r>
+      <w:proofErr w:type="spellStart"/>
+      <w:r>
+        <w:t>aws</w:t>
+      </w:r>
+      <w:proofErr w:type="spellEnd"/>
+      <w:r>
+        <w:t xml:space="preserve"> elbv2 create-target-</w:t>
+      </w:r>
+      <w:proofErr w:type="gramStart"/>
+      <w:r>
+        <w:t>group \</w:t>
+      </w:r>
+      <w:proofErr w:type="gramEnd"/>
+    </w:p>
+    <w:p>
+      <w:pPr>
+        <w:pStyle w:val="NoSpacing"/>
+        <w:ind w:left="1440"/>
+      </w:pPr>
+      <w:r>
+        <w:t xml:space="preserve">  --name "$TARGET_GROUP_NAME" \</w:t>
+      </w:r>
+    </w:p>
+    <w:p>
+      <w:pPr>
+        <w:pStyle w:val="NoSpacing"/>
+        <w:ind w:left="1440"/>
+      </w:pPr>
+      <w:r>
+        <w:t xml:space="preserve">  --protocol HTTP \</w:t>
+      </w:r>
+    </w:p>
+    <w:p>
+      <w:pPr>
+        <w:pStyle w:val="NoSpacing"/>
+        <w:ind w:left="1440"/>
+      </w:pPr>
+      <w:r>
+        <w:t xml:space="preserve">  --port 80 \</w:t>
+      </w:r>
+    </w:p>
+    <w:p>
+      <w:pPr>
+        <w:pStyle w:val="NoSpacing"/>
+        <w:ind w:left="1440"/>
+      </w:pPr>
+      <w:r>
+        <w:t xml:space="preserve">  --</w:t>
+      </w:r>
+      <w:proofErr w:type="spellStart"/>
+      <w:r>
+        <w:t>vpc</w:t>
+      </w:r>
+      <w:proofErr w:type="spellEnd"/>
+      <w:r>
+        <w:t>-id "$VPC_ID" \</w:t>
+      </w:r>
+    </w:p>
+    <w:p>
+      <w:pPr>
+        <w:pStyle w:val="NoSpacing"/>
+        <w:ind w:left="1440"/>
+      </w:pPr>
+      <w:r>
+        <w:t xml:space="preserve">  --target-type instance \</w:t>
+      </w:r>
+    </w:p>
+    <w:p>
+      <w:pPr>
+        <w:pStyle w:val="NoSpacing"/>
+        <w:ind w:left="1440"/>
+      </w:pPr>
+      <w:r>
+        <w:t xml:space="preserve">  --health-check-path "/" \</w:t>
+      </w:r>
+    </w:p>
+    <w:p>
+      <w:pPr>
+        <w:pStyle w:val="NoSpacing"/>
+        <w:ind w:left="1440"/>
+      </w:pPr>
+      <w:r>
+        <w:t xml:space="preserve">  --query "</w:t>
+      </w:r>
+      <w:proofErr w:type="spellStart"/>
+      <w:proofErr w:type="gramStart"/>
+      <w:r>
+        <w:t>TargetGroups</w:t>
+      </w:r>
+      <w:proofErr w:type="spellEnd"/>
+      <w:r>
+        <w:t>[</w:t>
+      </w:r>
+      <w:proofErr w:type="gramEnd"/>
+      <w:r>
+        <w:t>0</w:t>
+      </w:r>
+      <w:proofErr w:type="gramStart"/>
+      <w:r>
+        <w:t>].</w:t>
+      </w:r>
+      <w:proofErr w:type="spellStart"/>
+      <w:r>
+        <w:t>TargetGroupArn</w:t>
+      </w:r>
+      <w:proofErr w:type="spellEnd"/>
+      <w:proofErr w:type="gramEnd"/>
+      <w:r>
+        <w:t>" \</w:t>
+      </w:r>
+    </w:p>
+    <w:p>
+      <w:pPr>
+        <w:pStyle w:val="NoSpacing"/>
+        <w:ind w:left="1440"/>
+      </w:pPr>
+      <w:r>
+        <w:t xml:space="preserve">  --output text \</w:t>
+      </w:r>
+    </w:p>
+    <w:p>
+      <w:pPr>
+        <w:pStyle w:val="NoSpacing"/>
+        <w:ind w:left="1440"/>
+      </w:pPr>
+      <w:r>
+        <w:t xml:space="preserve">  --region "$AWS_REGION")</w:t>
+      </w:r>
+    </w:p>
+    <w:p>
+      <w:pPr>
+        <w:pStyle w:val="NoSpacing"/>
+        <w:ind w:left="1440"/>
+      </w:pPr>
+    </w:p>
+    <w:p>
+      <w:pPr>
+        <w:pStyle w:val="NoSpacing"/>
+        <w:ind w:left="1440"/>
+      </w:pPr>
+      <w:proofErr w:type="spellStart"/>
+      <w:r>
+        <w:t>aws</w:t>
+      </w:r>
+      <w:proofErr w:type="spellEnd"/>
+      <w:r>
+        <w:t xml:space="preserve"> elbv2 add-tags \</w:t>
+      </w:r>
+    </w:p>
+    <w:p>
+      <w:pPr>
+        <w:pStyle w:val="NoSpacing"/>
+        <w:ind w:left="1440"/>
+      </w:pPr>
+      <w:r>
+        <w:t xml:space="preserve">  --resource-</w:t>
+      </w:r>
+      <w:proofErr w:type="spellStart"/>
+      <w:r>
+        <w:t>arns</w:t>
+      </w:r>
+      <w:proofErr w:type="spellEnd"/>
+      <w:r>
+        <w:t xml:space="preserve"> "$TARGET_GROUP_ARN" \</w:t>
+      </w:r>
+    </w:p>
+    <w:p>
+      <w:pPr>
+        <w:pStyle w:val="NoSpacing"/>
+        <w:ind w:left="1440"/>
+      </w:pPr>
+      <w:r>
+        <w:t xml:space="preserve">  --tags \</w:t>
+      </w:r>
+    </w:p>
+    <w:p>
+      <w:pPr>
+        <w:pStyle w:val="NoSpacing"/>
+        <w:ind w:left="1440"/>
+      </w:pPr>
+      <w:r>
+        <w:lastRenderedPageBreak/>
+        <w:t xml:space="preserve">    "Key=</w:t>
+      </w:r>
+      <w:proofErr w:type="spellStart"/>
+      <w:proofErr w:type="gramStart"/>
+      <w:r>
+        <w:t>Name,Value</w:t>
+      </w:r>
+      <w:proofErr w:type="spellEnd"/>
+      <w:proofErr w:type="gramEnd"/>
+      <w:r>
+        <w:t>=$TARGET_GROUP_NAME" \</w:t>
+      </w:r>
+    </w:p>
+    <w:p>
+      <w:pPr>
+        <w:pStyle w:val="NoSpacing"/>
+        <w:ind w:left="1440"/>
+      </w:pPr>
+      <w:r>
+        <w:t xml:space="preserve">    "Key=</w:t>
+      </w:r>
+      <w:proofErr w:type="spellStart"/>
+      <w:r>
+        <w:t>HU_</w:t>
+      </w:r>
+      <w:proofErr w:type="gramStart"/>
+      <w:r>
+        <w:t>BATCH,Value</w:t>
+      </w:r>
+      <w:proofErr w:type="spellEnd"/>
+      <w:proofErr w:type="gramEnd"/>
+      <w:r>
+        <w:t>=$HU_BATCH" \</w:t>
+      </w:r>
+    </w:p>
+    <w:p>
+      <w:pPr>
+        <w:pStyle w:val="NoSpacing"/>
+        <w:ind w:left="1440"/>
+      </w:pPr>
+      <w:r>
+        <w:t xml:space="preserve">    "Key=</w:t>
+      </w:r>
+      <w:proofErr w:type="spellStart"/>
+      <w:r>
+        <w:t>USER_</w:t>
+      </w:r>
+      <w:proofErr w:type="gramStart"/>
+      <w:r>
+        <w:t>NAME,Value</w:t>
+      </w:r>
+      <w:proofErr w:type="spellEnd"/>
+      <w:proofErr w:type="gramEnd"/>
+      <w:r>
+        <w:t>=$USER_NAME"</w:t>
+      </w:r>
+    </w:p>
+    <w:p>
+      <w:pPr>
+        <w:pStyle w:val="NoSpacing"/>
+        <w:ind w:left="1440"/>
+      </w:pPr>
+    </w:p>
+    <w:p>
+      <w:pPr>
+        <w:pStyle w:val="NoSpacing"/>
+        <w:ind w:left="1440"/>
+      </w:pPr>
+      <w:r>
+        <w:t>echo "Target Group ARN: $TARGET_GROUP_ARN"</w:t>
+      </w:r>
+    </w:p>
+    <w:p>
+      <w:pPr>
+        <w:pStyle w:val="NoSpacing"/>
+        <w:ind w:left="720"/>
+      </w:pPr>
+    </w:p>
+    <w:p>
+      <w:pPr>
+        <w:pStyle w:val="NoSpacing"/>
+        <w:ind w:left="720"/>
+      </w:pPr>
+      <w:r>
+        <w:drawing>
+          <wp:inline distT="0" distB="0" distL="0" distR="0" wp14:anchorId="052C4FE9" wp14:editId="01053B17">
+            <wp:extent cx="5943600" cy="690880"/>
+            <wp:effectExtent l="0" t="0" r="0" b="0"/>
+            <wp:docPr id="816059400" name="Picture 1"/>
+            <wp:cNvGraphicFramePr>
+              <a:graphicFrameLocks xmlns:a="http://schemas.openxmlformats.org/drawingml/2006/main" noChangeAspect="1"/>
+            </wp:cNvGraphicFramePr>
+            <a:graphic xmlns:a="http://schemas.openxmlformats.org/drawingml/2006/main">
+              <a:graphicData uri="http://schemas.openxmlformats.org/drawingml/2006/picture">
+                <pic:pic xmlns:pic="http://schemas.openxmlformats.org/drawingml/2006/picture">
+                  <pic:nvPicPr>
+                    <pic:cNvPr id="816059400" name=""/>
+                    <pic:cNvPicPr/>
+                  </pic:nvPicPr>
+                  <pic:blipFill>
+                    <a:blip r:embed="rId18"/>
+                    <a:stretch>
+                      <a:fillRect/>
+                    </a:stretch>
+                  </pic:blipFill>
+                  <pic:spPr>
+                    <a:xfrm>
+                      <a:off x="0" y="0"/>
+                      <a:ext cx="5943600" cy="690880"/>
+                    </a:xfrm>
+                    <a:prstGeom prst="rect">
+                      <a:avLst/>
+                    </a:prstGeom>
+                  </pic:spPr>
+                </pic:pic>
+              </a:graphicData>
+            </a:graphic>
+          </wp:inline>
+        </w:drawing>
+      </w:r>
+    </w:p>
+    <w:p>
+      <w:pPr>
+        <w:pStyle w:val="NoSpacing"/>
+        <w:ind w:left="720"/>
+      </w:pPr>
+    </w:p>
+    <w:p>
+      <w:pPr>
+        <w:pStyle w:val="NoSpacing"/>
+        <w:ind w:left="720"/>
+        <w:rPr>
+          <w:lang w:val="en-IN"/>
+        </w:rPr>
+      </w:pPr>
+      <w:r>
+        <w:rPr>
+          <w:lang w:val="en-IN"/>
+        </w:rPr>
+        <w:t>Register the EC2 instance</w:t>
+      </w:r>
+    </w:p>
+    <w:p>
+      <w:pPr>
+        <w:pStyle w:val="NoSpacing"/>
+        <w:ind w:left="720"/>
+      </w:pPr>
+      <w:r>
+        <w:drawing>
+          <wp:inline distT="0" distB="0" distL="0" distR="0" wp14:anchorId="17287417" wp14:editId="6824FC4E">
+            <wp:extent cx="5943600" cy="1398270"/>
+            <wp:effectExtent l="0" t="0" r="0" b="0"/>
+            <wp:docPr id="2071359118" name="Picture 1"/>
+            <wp:cNvGraphicFramePr>
+              <a:graphicFrameLocks xmlns:a="http://schemas.openxmlformats.org/drawingml/2006/main" noChangeAspect="1"/>
+            </wp:cNvGraphicFramePr>
+            <a:graphic xmlns:a="http://schemas.openxmlformats.org/drawingml/2006/main">
+              <a:graphicData uri="http://schemas.openxmlformats.org/drawingml/2006/picture">
+                <pic:pic xmlns:pic="http://schemas.openxmlformats.org/drawingml/2006/picture">
+                  <pic:nvPicPr>
+                    <pic:cNvPr id="2071359118" name=""/>
+                    <pic:cNvPicPr/>
+                  </pic:nvPicPr>
+                  <pic:blipFill>
+                    <a:blip r:embed="rId19"/>
+                    <a:stretch>
+                      <a:fillRect/>
+                    </a:stretch>
+                  </pic:blipFill>
+                  <pic:spPr>
+                    <a:xfrm>
+                      <a:off x="0" y="0"/>
+                      <a:ext cx="5943600" cy="1398270"/>
+                    </a:xfrm>
+                    <a:prstGeom prst="rect">
+                      <a:avLst/>
+                    </a:prstGeom>
+                  </pic:spPr>
+                </pic:pic>
+              </a:graphicData>
+            </a:graphic>
+          </wp:inline>
+        </w:drawing>
+      </w:r>
+    </w:p>
+    <w:p>
+      <w:pPr>
+        <w:pStyle w:val="NoSpacing"/>
+        <w:ind w:left="720"/>
+        <w:rPr>
+          <w:lang w:val="en-IN"/>
+        </w:rPr>
+      </w:pPr>
+      <w:r>
+        <w:rPr>
+          <w:lang w:val="en-IN"/>
+        </w:rPr>
+        <w:t xml:space="preserve">The target group now knows that traffic should be sent to the Question 1.3 EC2 instance on port 80. </w:t>
+      </w:r>
+    </w:p>
+    <w:p>
+      <w:pPr>
+        <w:pStyle w:val="NoSpacing"/>
+        <w:ind w:left="720"/>
+      </w:pPr>
     </w:p>
     <w:p>
       <w:pPr>
@@ -2619,6 +3710,682 @@
         <w:pStyle w:val="NoSpacing"/>
         <w:ind w:left="720"/>
       </w:pPr>
+    </w:p>
+    <w:p>
+      <w:pPr>
+        <w:pStyle w:val="NoSpacing"/>
+        <w:ind w:left="720"/>
+        <w:rPr>
+          <w:lang w:val="en-IN"/>
+        </w:rPr>
+      </w:pPr>
+      <w:r>
+        <w:rPr>
+          <w:lang w:val="en-IN"/>
+        </w:rPr>
+        <w:t>Create a separate ALB security group</w:t>
+      </w:r>
+    </w:p>
+    <w:p>
+      <w:pPr>
+        <w:pStyle w:val="NoSpacing"/>
+        <w:ind w:left="720"/>
+      </w:pPr>
+      <w:r>
+        <w:drawing>
+          <wp:inline distT="0" distB="0" distL="0" distR="0" wp14:anchorId="72646AD7" wp14:editId="23ED39AF">
+            <wp:extent cx="5943600" cy="2849245"/>
+            <wp:effectExtent l="0" t="0" r="0" b="8255"/>
+            <wp:docPr id="1689816255" name="Picture 1"/>
+            <wp:cNvGraphicFramePr>
+              <a:graphicFrameLocks xmlns:a="http://schemas.openxmlformats.org/drawingml/2006/main" noChangeAspect="1"/>
+            </wp:cNvGraphicFramePr>
+            <a:graphic xmlns:a="http://schemas.openxmlformats.org/drawingml/2006/main">
+              <a:graphicData uri="http://schemas.openxmlformats.org/drawingml/2006/picture">
+                <pic:pic xmlns:pic="http://schemas.openxmlformats.org/drawingml/2006/picture">
+                  <pic:nvPicPr>
+                    <pic:cNvPr id="1689816255" name=""/>
+                    <pic:cNvPicPr/>
+                  </pic:nvPicPr>
+                  <pic:blipFill>
+                    <a:blip r:embed="rId20"/>
+                    <a:stretch>
+                      <a:fillRect/>
+                    </a:stretch>
+                  </pic:blipFill>
+                  <pic:spPr>
+                    <a:xfrm>
+                      <a:off x="0" y="0"/>
+                      <a:ext cx="5943600" cy="2849245"/>
+                    </a:xfrm>
+                    <a:prstGeom prst="rect">
+                      <a:avLst/>
+                    </a:prstGeom>
+                  </pic:spPr>
+                </pic:pic>
+              </a:graphicData>
+            </a:graphic>
+          </wp:inline>
+        </w:drawing>
+      </w:r>
+    </w:p>
+    <w:p>
+      <w:pPr>
+        <w:pStyle w:val="NoSpacing"/>
+        <w:ind w:left="720"/>
+      </w:pPr>
+    </w:p>
+    <w:p>
+      <w:pPr>
+        <w:pStyle w:val="NoSpacing"/>
+        <w:ind w:left="720"/>
+      </w:pPr>
+    </w:p>
+    <w:p>
+      <w:pPr>
+        <w:pStyle w:val="NoSpacing"/>
+        <w:ind w:left="720"/>
+        <w:rPr>
+          <w:lang w:val="en-IN"/>
+        </w:rPr>
+      </w:pPr>
+      <w:r>
+        <w:rPr>
+          <w:lang w:val="en-IN"/>
+        </w:rPr>
+        <w:lastRenderedPageBreak/>
+        <w:t>Allow inbound HTTP traffic to the ALB</w:t>
+      </w:r>
+    </w:p>
+    <w:p>
+      <w:pPr>
+        <w:pStyle w:val="NoSpacing"/>
+        <w:ind w:left="720"/>
+      </w:pPr>
+      <w:proofErr w:type="spellStart"/>
+      <w:r>
+        <w:t>aws</w:t>
+      </w:r>
+      <w:proofErr w:type="spellEnd"/>
+      <w:r>
+        <w:t xml:space="preserve"> ec2 authorize-security-group-ingress \</w:t>
+      </w:r>
+    </w:p>
+    <w:p>
+      <w:pPr>
+        <w:pStyle w:val="NoSpacing"/>
+        <w:ind w:left="720"/>
+      </w:pPr>
+      <w:r>
+        <w:t xml:space="preserve">  --group-id "$ALB_SG_ID" \</w:t>
+      </w:r>
+    </w:p>
+    <w:p>
+      <w:pPr>
+        <w:pStyle w:val="NoSpacing"/>
+        <w:ind w:left="720"/>
+      </w:pPr>
+      <w:r>
+        <w:t xml:space="preserve">  --protocol </w:t>
+      </w:r>
+      <w:proofErr w:type="spellStart"/>
+      <w:r>
+        <w:t>tcp</w:t>
+      </w:r>
+      <w:proofErr w:type="spellEnd"/>
+      <w:r>
+        <w:t xml:space="preserve"> \</w:t>
+      </w:r>
+    </w:p>
+    <w:p>
+      <w:pPr>
+        <w:pStyle w:val="NoSpacing"/>
+        <w:ind w:left="720"/>
+      </w:pPr>
+      <w:r>
+        <w:t xml:space="preserve">  --port 80 \</w:t>
+      </w:r>
+    </w:p>
+    <w:p>
+      <w:pPr>
+        <w:pStyle w:val="NoSpacing"/>
+        <w:ind w:left="720"/>
+      </w:pPr>
+      <w:r>
+        <w:t xml:space="preserve">  --</w:t>
+      </w:r>
+      <w:proofErr w:type="spellStart"/>
+      <w:r>
+        <w:t>cidr</w:t>
+      </w:r>
+      <w:proofErr w:type="spellEnd"/>
+      <w:r>
+        <w:t xml:space="preserve"> 0.0.0.0/0 \</w:t>
+      </w:r>
+    </w:p>
+    <w:p>
+      <w:pPr>
+        <w:pStyle w:val="NoSpacing"/>
+        <w:ind w:left="720"/>
+      </w:pPr>
+      <w:r>
+        <w:t xml:space="preserve">  --region "$AWS_REGION"</w:t>
+      </w:r>
+    </w:p>
+    <w:p>
+      <w:pPr>
+        <w:pStyle w:val="NoSpacing"/>
+        <w:ind w:left="720"/>
+      </w:pPr>
+    </w:p>
+    <w:p>
+      <w:pPr>
+        <w:pStyle w:val="NoSpacing"/>
+        <w:ind w:left="720"/>
+      </w:pPr>
+      <w:r>
+        <w:t>echo "Inbound HTTP port 80 allowed to the ALB."</w:t>
+      </w:r>
+    </w:p>
+    <w:p>
+      <w:pPr>
+        <w:pStyle w:val="NoSpacing"/>
+        <w:ind w:left="720"/>
+      </w:pPr>
+    </w:p>
+    <w:p>
+      <w:pPr>
+        <w:pStyle w:val="NoSpacing"/>
+        <w:ind w:left="720"/>
+      </w:pPr>
+      <w:r>
+        <w:drawing>
+          <wp:inline distT="0" distB="0" distL="0" distR="0" wp14:anchorId="5FF2CBBC" wp14:editId="5BAA100B">
+            <wp:extent cx="5943600" cy="2395220"/>
+            <wp:effectExtent l="0" t="0" r="0" b="5080"/>
+            <wp:docPr id="288854431" name="Picture 1"/>
+            <wp:cNvGraphicFramePr>
+              <a:graphicFrameLocks xmlns:a="http://schemas.openxmlformats.org/drawingml/2006/main" noChangeAspect="1"/>
+            </wp:cNvGraphicFramePr>
+            <a:graphic xmlns:a="http://schemas.openxmlformats.org/drawingml/2006/main">
+              <a:graphicData uri="http://schemas.openxmlformats.org/drawingml/2006/picture">
+                <pic:pic xmlns:pic="http://schemas.openxmlformats.org/drawingml/2006/picture">
+                  <pic:nvPicPr>
+                    <pic:cNvPr id="288854431" name=""/>
+                    <pic:cNvPicPr/>
+                  </pic:nvPicPr>
+                  <pic:blipFill>
+                    <a:blip r:embed="rId21"/>
+                    <a:stretch>
+                      <a:fillRect/>
+                    </a:stretch>
+                  </pic:blipFill>
+                  <pic:spPr>
+                    <a:xfrm>
+                      <a:off x="0" y="0"/>
+                      <a:ext cx="5943600" cy="2395220"/>
+                    </a:xfrm>
+                    <a:prstGeom prst="rect">
+                      <a:avLst/>
+                    </a:prstGeom>
+                  </pic:spPr>
+                </pic:pic>
+              </a:graphicData>
+            </a:graphic>
+          </wp:inline>
+        </w:drawing>
+      </w:r>
+    </w:p>
+    <w:p>
+      <w:pPr>
+        <w:pStyle w:val="NoSpacing"/>
+        <w:ind w:left="720"/>
+        <w:rPr>
+          <w:b/>
+          <w:bCs/>
+          <w:lang w:val="en-IN"/>
+        </w:rPr>
+      </w:pPr>
+      <w:r>
+        <w:rPr>
+          <w:b/>
+          <w:bCs/>
+          <w:lang w:val="en-IN"/>
+        </w:rPr>
+        <w:t>Allow the ALB to reach the EC2 instance</w:t>
+      </w:r>
+    </w:p>
+    <w:p>
+      <w:pPr>
+        <w:pStyle w:val="NoSpacing"/>
+        <w:ind w:left="720"/>
+        <w:rPr>
+          <w:lang w:val="en-IN"/>
+        </w:rPr>
+      </w:pPr>
+      <w:r>
+        <w:rPr>
+          <w:lang w:val="en-IN"/>
+        </w:rPr>
+        <w:t>The ALB also needs permission to connect to Nginx on the EC2 instance.</w:t>
+      </w:r>
+    </w:p>
+    <w:p>
+      <w:pPr>
+        <w:pStyle w:val="NoSpacing"/>
+        <w:ind w:left="720"/>
+      </w:pPr>
+      <w:r>
+        <w:drawing>
+          <wp:inline distT="0" distB="0" distL="0" distR="0" wp14:anchorId="6711EEFC" wp14:editId="49F0AF3A">
+            <wp:extent cx="5943600" cy="3555365"/>
+            <wp:effectExtent l="0" t="0" r="0" b="6985"/>
+            <wp:docPr id="365922904" name="Picture 1"/>
+            <wp:cNvGraphicFramePr>
+              <a:graphicFrameLocks xmlns:a="http://schemas.openxmlformats.org/drawingml/2006/main" noChangeAspect="1"/>
+            </wp:cNvGraphicFramePr>
+            <a:graphic xmlns:a="http://schemas.openxmlformats.org/drawingml/2006/main">
+              <a:graphicData uri="http://schemas.openxmlformats.org/drawingml/2006/picture">
+                <pic:pic xmlns:pic="http://schemas.openxmlformats.org/drawingml/2006/picture">
+                  <pic:nvPicPr>
+                    <pic:cNvPr id="365922904" name=""/>
+                    <pic:cNvPicPr/>
+                  </pic:nvPicPr>
+                  <pic:blipFill>
+                    <a:blip r:embed="rId22"/>
+                    <a:stretch>
+                      <a:fillRect/>
+                    </a:stretch>
+                  </pic:blipFill>
+                  <pic:spPr>
+                    <a:xfrm>
+                      <a:off x="0" y="0"/>
+                      <a:ext cx="5943600" cy="3555365"/>
+                    </a:xfrm>
+                    <a:prstGeom prst="rect">
+                      <a:avLst/>
+                    </a:prstGeom>
+                  </pic:spPr>
+                </pic:pic>
+              </a:graphicData>
+            </a:graphic>
+          </wp:inline>
+        </w:drawing>
+      </w:r>
+    </w:p>
+    <w:p>
+      <w:pPr>
+        <w:pStyle w:val="NoSpacing"/>
+        <w:ind w:left="720"/>
+        <w:rPr>
+          <w:b/>
+          <w:bCs/>
+          <w:lang w:val="en-IN"/>
+        </w:rPr>
+      </w:pPr>
+      <w:r>
+        <w:rPr>
+          <w:b/>
+          <w:bCs/>
+          <w:sz w:val="32"/>
+          <w:szCs w:val="32"/>
+          <w:lang w:val="en-IN"/>
+        </w:rPr>
+        <w:lastRenderedPageBreak/>
+        <w:t>Create the Application Load Balancer</w:t>
+      </w:r>
+    </w:p>
+    <w:p>
+      <w:pPr>
+        <w:pStyle w:val="NoSpacing"/>
+        <w:ind w:left="720"/>
+      </w:pPr>
+    </w:p>
+    <w:p>
+      <w:pPr>
+        <w:pStyle w:val="NoSpacing"/>
+        <w:ind w:left="720"/>
+      </w:pPr>
+      <w:r>
+        <w:t>export ALB_ARN=$(</w:t>
+      </w:r>
+      <w:proofErr w:type="spellStart"/>
+      <w:r>
+        <w:t>aws</w:t>
+      </w:r>
+      <w:proofErr w:type="spellEnd"/>
+      <w:r>
+        <w:t xml:space="preserve"> elbv2 create-load-balancer \</w:t>
+      </w:r>
+    </w:p>
+    <w:p>
+      <w:pPr>
+        <w:pStyle w:val="NoSpacing"/>
+        <w:ind w:left="720"/>
+      </w:pPr>
+      <w:r>
+        <w:t xml:space="preserve">  --name "$ALB_NAME" \</w:t>
+      </w:r>
+    </w:p>
+    <w:p>
+      <w:pPr>
+        <w:pStyle w:val="NoSpacing"/>
+        <w:ind w:left="720"/>
+      </w:pPr>
+      <w:r>
+        <w:t xml:space="preserve">  --subnets "$SUBNET_1" "$SUBNET_2" \</w:t>
+      </w:r>
+    </w:p>
+    <w:p>
+      <w:pPr>
+        <w:pStyle w:val="NoSpacing"/>
+        <w:ind w:left="720"/>
+      </w:pPr>
+      <w:r>
+        <w:t xml:space="preserve">  --security-groups "$ALB_SG_ID" \</w:t>
+      </w:r>
+    </w:p>
+    <w:p>
+      <w:pPr>
+        <w:pStyle w:val="NoSpacing"/>
+        <w:ind w:left="720"/>
+      </w:pPr>
+      <w:r>
+        <w:t xml:space="preserve">  --scheme internet-facing \</w:t>
+      </w:r>
+    </w:p>
+    <w:p>
+      <w:pPr>
+        <w:pStyle w:val="NoSpacing"/>
+        <w:ind w:left="720"/>
+      </w:pPr>
+      <w:r>
+        <w:t xml:space="preserve">  --type application \</w:t>
+      </w:r>
+    </w:p>
+    <w:p>
+      <w:pPr>
+        <w:pStyle w:val="NoSpacing"/>
+        <w:ind w:left="720"/>
+      </w:pPr>
+      <w:r>
+        <w:t xml:space="preserve">  --query "</w:t>
+      </w:r>
+      <w:proofErr w:type="spellStart"/>
+      <w:proofErr w:type="gramStart"/>
+      <w:r>
+        <w:t>LoadBalancers</w:t>
+      </w:r>
+      <w:proofErr w:type="spellEnd"/>
+      <w:r>
+        <w:t>[</w:t>
+      </w:r>
+      <w:proofErr w:type="gramEnd"/>
+      <w:r>
+        <w:t>0</w:t>
+      </w:r>
+      <w:proofErr w:type="gramStart"/>
+      <w:r>
+        <w:t>].</w:t>
+      </w:r>
+      <w:proofErr w:type="spellStart"/>
+      <w:r>
+        <w:t>LoadBalancerArn</w:t>
+      </w:r>
+      <w:proofErr w:type="spellEnd"/>
+      <w:proofErr w:type="gramEnd"/>
+      <w:r>
+        <w:t>" \</w:t>
+      </w:r>
+    </w:p>
+    <w:p>
+      <w:pPr>
+        <w:pStyle w:val="NoSpacing"/>
+        <w:ind w:left="720"/>
+      </w:pPr>
+      <w:r>
+        <w:t xml:space="preserve">  --output text \</w:t>
+      </w:r>
+    </w:p>
+    <w:p>
+      <w:pPr>
+        <w:pStyle w:val="NoSpacing"/>
+        <w:ind w:left="720"/>
+      </w:pPr>
+      <w:r>
+        <w:t xml:space="preserve">  --region "$AWS_REGION")</w:t>
+      </w:r>
+    </w:p>
+    <w:p>
+      <w:pPr>
+        <w:pStyle w:val="NoSpacing"/>
+        <w:ind w:left="720"/>
+      </w:pPr>
+    </w:p>
+    <w:p>
+      <w:pPr>
+        <w:pStyle w:val="NoSpacing"/>
+        <w:ind w:left="720"/>
+      </w:pPr>
+      <w:proofErr w:type="spellStart"/>
+      <w:r>
+        <w:t>aws</w:t>
+      </w:r>
+      <w:proofErr w:type="spellEnd"/>
+      <w:r>
+        <w:t xml:space="preserve"> elbv2 add-tags \</w:t>
+      </w:r>
+    </w:p>
+    <w:p>
+      <w:pPr>
+        <w:pStyle w:val="NoSpacing"/>
+        <w:ind w:left="720"/>
+      </w:pPr>
+      <w:r>
+        <w:t xml:space="preserve">  --resource-</w:t>
+      </w:r>
+      <w:proofErr w:type="spellStart"/>
+      <w:r>
+        <w:t>arns</w:t>
+      </w:r>
+      <w:proofErr w:type="spellEnd"/>
+      <w:r>
+        <w:t xml:space="preserve"> "$ALB_ARN" \</w:t>
+      </w:r>
+    </w:p>
+    <w:p>
+      <w:pPr>
+        <w:pStyle w:val="NoSpacing"/>
+        <w:ind w:left="720"/>
+      </w:pPr>
+      <w:r>
+        <w:t xml:space="preserve">  --tags \</w:t>
+      </w:r>
+    </w:p>
+    <w:p>
+      <w:pPr>
+        <w:pStyle w:val="NoSpacing"/>
+        <w:ind w:left="720"/>
+      </w:pPr>
+      <w:r>
+        <w:t xml:space="preserve">    "Key=</w:t>
+      </w:r>
+      <w:proofErr w:type="spellStart"/>
+      <w:proofErr w:type="gramStart"/>
+      <w:r>
+        <w:t>Name,Value</w:t>
+      </w:r>
+      <w:proofErr w:type="spellEnd"/>
+      <w:proofErr w:type="gramEnd"/>
+      <w:r>
+        <w:t>=$ALB_NAME" \</w:t>
+      </w:r>
+    </w:p>
+    <w:p>
+      <w:pPr>
+        <w:pStyle w:val="NoSpacing"/>
+        <w:ind w:left="720"/>
+      </w:pPr>
+      <w:r>
+        <w:t xml:space="preserve">    "Key=</w:t>
+      </w:r>
+      <w:proofErr w:type="spellStart"/>
+      <w:r>
+        <w:t>HU_</w:t>
+      </w:r>
+      <w:proofErr w:type="gramStart"/>
+      <w:r>
+        <w:t>BATCH,Value</w:t>
+      </w:r>
+      <w:proofErr w:type="spellEnd"/>
+      <w:proofErr w:type="gramEnd"/>
+      <w:r>
+        <w:t>=$HU_BATCH" \</w:t>
+      </w:r>
+    </w:p>
+    <w:p>
+      <w:pPr>
+        <w:pStyle w:val="NoSpacing"/>
+        <w:ind w:left="720"/>
+      </w:pPr>
+      <w:r>
+        <w:t xml:space="preserve">    "Key=</w:t>
+      </w:r>
+      <w:proofErr w:type="spellStart"/>
+      <w:r>
+        <w:t>USER_</w:t>
+      </w:r>
+      <w:proofErr w:type="gramStart"/>
+      <w:r>
+        <w:t>NAME,Value</w:t>
+      </w:r>
+      <w:proofErr w:type="spellEnd"/>
+      <w:proofErr w:type="gramEnd"/>
+      <w:r>
+        <w:t>=$USER_NAME"</w:t>
+      </w:r>
+    </w:p>
+    <w:p>
+      <w:pPr>
+        <w:pStyle w:val="NoSpacing"/>
+        <w:ind w:left="720"/>
+      </w:pPr>
+    </w:p>
+    <w:p>
+      <w:pPr>
+        <w:pStyle w:val="NoSpacing"/>
+        <w:ind w:left="720"/>
+      </w:pPr>
+      <w:proofErr w:type="spellStart"/>
+      <w:r>
+        <w:t>aws</w:t>
+      </w:r>
+      <w:proofErr w:type="spellEnd"/>
+      <w:r>
+        <w:t xml:space="preserve"> elbv2 wait load-balancer-available \</w:t>
+      </w:r>
+    </w:p>
+    <w:p>
+      <w:pPr>
+        <w:pStyle w:val="NoSpacing"/>
+        <w:ind w:left="720"/>
+      </w:pPr>
+      <w:r>
+        <w:t xml:space="preserve">  --load-balancer-</w:t>
+      </w:r>
+      <w:proofErr w:type="spellStart"/>
+      <w:r>
+        <w:t>arns</w:t>
+      </w:r>
+      <w:proofErr w:type="spellEnd"/>
+      <w:r>
+        <w:t xml:space="preserve"> "$ALB_ARN" \</w:t>
+      </w:r>
+    </w:p>
+    <w:p>
+      <w:pPr>
+        <w:pStyle w:val="NoSpacing"/>
+        <w:ind w:left="720"/>
+      </w:pPr>
+      <w:r>
+        <w:t xml:space="preserve">  --region "$AWS_REGION"</w:t>
+      </w:r>
+    </w:p>
+    <w:p>
+      <w:pPr>
+        <w:pStyle w:val="NoSpacing"/>
+        <w:ind w:left="720"/>
+      </w:pPr>
+    </w:p>
+    <w:p>
+      <w:pPr>
+        <w:pStyle w:val="NoSpacing"/>
+        <w:ind w:left="720"/>
+      </w:pPr>
+      <w:r>
+        <w:t>echo "ALB ARN: $ALB_ARN"</w:t>
+      </w:r>
+    </w:p>
+    <w:p>
+      <w:pPr>
+        <w:pStyle w:val="NoSpacing"/>
+        <w:ind w:left="720"/>
+      </w:pPr>
+    </w:p>
+    <w:p>
+      <w:pPr>
+        <w:pStyle w:val="NoSpacing"/>
+        <w:ind w:left="720"/>
+      </w:pPr>
+      <w:r>
+        <w:drawing>
+          <wp:inline distT="0" distB="0" distL="0" distR="0" wp14:anchorId="05A1378D" wp14:editId="76E6AFFD">
+            <wp:extent cx="5943600" cy="478790"/>
+            <wp:effectExtent l="0" t="0" r="0" b="0"/>
+            <wp:docPr id="1482199028" name="Picture 1"/>
+            <wp:cNvGraphicFramePr>
+              <a:graphicFrameLocks xmlns:a="http://schemas.openxmlformats.org/drawingml/2006/main" noChangeAspect="1"/>
+            </wp:cNvGraphicFramePr>
+            <a:graphic xmlns:a="http://schemas.openxmlformats.org/drawingml/2006/main">
+              <a:graphicData uri="http://schemas.openxmlformats.org/drawingml/2006/picture">
+                <pic:pic xmlns:pic="http://schemas.openxmlformats.org/drawingml/2006/picture">
+                  <pic:nvPicPr>
+                    <pic:cNvPr id="1482199028" name=""/>
+                    <pic:cNvPicPr/>
+                  </pic:nvPicPr>
+                  <pic:blipFill>
+                    <a:blip r:embed="rId23"/>
+                    <a:stretch>
+                      <a:fillRect/>
+                    </a:stretch>
+                  </pic:blipFill>
+                  <pic:spPr>
+                    <a:xfrm>
+                      <a:off x="0" y="0"/>
+                      <a:ext cx="5943600" cy="478790"/>
+                    </a:xfrm>
+                    <a:prstGeom prst="rect">
+                      <a:avLst/>
+                    </a:prstGeom>
+                  </pic:spPr>
+                </pic:pic>
+              </a:graphicData>
+            </a:graphic>
+          </wp:inline>
+        </w:drawing>
+      </w:r>
+    </w:p>
+    <w:p>
+      <w:pPr>
+        <w:pStyle w:val="NoSpacing"/>
+        <w:ind w:left="720"/>
+      </w:pPr>
+    </w:p>
+    <w:p>
+      <w:pPr>
+        <w:pStyle w:val="NoSpacing"/>
+        <w:ind w:left="720"/>
+      </w:pPr>
       <w:r>
         <w:t xml:space="preserve">• Create proxy GET and POST methods using the Application Load Balancer URL. </w:t>
       </w:r>
@@ -2627,18 +4394,1294 @@
       <w:pPr>
         <w:pStyle w:val="NoSpacing"/>
         <w:ind w:left="720"/>
-      </w:pPr>
-      <w:r>
-        <w:t xml:space="preserve">• Ensure the proxy is configured to route traffic through a Web Application Firewall (WAF) that you </w:t>
-      </w:r>
-    </w:p>
-    <w:p>
-      <w:pPr>
-        <w:pStyle w:val="NoSpacing"/>
-        <w:ind w:left="720"/>
-      </w:pPr>
+        <w:rPr>
+          <w:lang w:val="en-IN"/>
+        </w:rPr>
+      </w:pPr>
+      <w:r>
+        <w:rPr>
+          <w:lang w:val="en-IN"/>
+        </w:rPr>
+        <w:t>Create the HTTP listener</w:t>
+      </w:r>
+    </w:p>
+    <w:p>
+      <w:pPr>
+        <w:pStyle w:val="NoSpacing"/>
+        <w:ind w:left="720"/>
+        <w:rPr>
+          <w:lang w:val="en-IN"/>
+        </w:rPr>
+      </w:pPr>
+      <w:r>
+        <w:rPr>
+          <w:lang w:val="en-IN"/>
+        </w:rPr>
+        <w:t>A listener listens for incoming traffic on the ALB. The listener below accepts HTTP requests on port 80 and forwards them to the target group</w:t>
+      </w:r>
+    </w:p>
+    <w:p>
+      <w:pPr>
+        <w:pStyle w:val="NoSpacing"/>
+      </w:pPr>
+    </w:p>
+    <w:p>
+      <w:pPr>
+        <w:pStyle w:val="NoSpacing"/>
+        <w:ind w:left="720"/>
+      </w:pPr>
+      <w:r>
+        <w:t>export LISTENER_ARN=$(</w:t>
+      </w:r>
+      <w:proofErr w:type="spellStart"/>
+      <w:r>
+        <w:t>aws</w:t>
+      </w:r>
+      <w:proofErr w:type="spellEnd"/>
+      <w:r>
+        <w:t xml:space="preserve"> elbv2 create-listener \</w:t>
+      </w:r>
+    </w:p>
+    <w:p>
+      <w:pPr>
+        <w:pStyle w:val="NoSpacing"/>
+        <w:ind w:left="720"/>
+      </w:pPr>
+      <w:r>
+        <w:t xml:space="preserve">  --load-balancer-</w:t>
+      </w:r>
+      <w:proofErr w:type="spellStart"/>
+      <w:r>
+        <w:t>arn</w:t>
+      </w:r>
+      <w:proofErr w:type="spellEnd"/>
+      <w:r>
+        <w:t xml:space="preserve"> "$ALB_ARN" \</w:t>
+      </w:r>
+    </w:p>
+    <w:p>
+      <w:pPr>
+        <w:pStyle w:val="NoSpacing"/>
+        <w:ind w:left="720"/>
+      </w:pPr>
+      <w:r>
+        <w:t xml:space="preserve">  --protocol HTTP \</w:t>
+      </w:r>
+    </w:p>
+    <w:p>
+      <w:pPr>
+        <w:pStyle w:val="NoSpacing"/>
+        <w:ind w:left="720"/>
+      </w:pPr>
+      <w:r>
+        <w:t xml:space="preserve">  --port 80 \</w:t>
+      </w:r>
+    </w:p>
+    <w:p>
+      <w:pPr>
+        <w:pStyle w:val="NoSpacing"/>
+        <w:ind w:left="720"/>
+      </w:pPr>
+      <w:r>
+        <w:t xml:space="preserve">  --default-actions "Type=</w:t>
+      </w:r>
+      <w:proofErr w:type="spellStart"/>
+      <w:proofErr w:type="gramStart"/>
+      <w:r>
+        <w:t>forward,TargetGroupArn</w:t>
+      </w:r>
+      <w:proofErr w:type="spellEnd"/>
+      <w:proofErr w:type="gramEnd"/>
+      <w:r>
+        <w:t>=$TARGET_GROUP_ARN" \</w:t>
+      </w:r>
+    </w:p>
+    <w:p>
+      <w:pPr>
+        <w:pStyle w:val="NoSpacing"/>
+        <w:ind w:left="720"/>
+      </w:pPr>
+      <w:r>
+        <w:t xml:space="preserve">  --query "</w:t>
+      </w:r>
+      <w:proofErr w:type="gramStart"/>
+      <w:r>
+        <w:t>Listeners[</w:t>
+      </w:r>
+      <w:proofErr w:type="gramEnd"/>
+      <w:r>
+        <w:t>0</w:t>
+      </w:r>
+      <w:proofErr w:type="gramStart"/>
+      <w:r>
+        <w:t>].</w:t>
+      </w:r>
+      <w:proofErr w:type="spellStart"/>
+      <w:r>
+        <w:t>ListenerArn</w:t>
+      </w:r>
+      <w:proofErr w:type="spellEnd"/>
+      <w:proofErr w:type="gramEnd"/>
+      <w:r>
+        <w:t>" \</w:t>
+      </w:r>
+    </w:p>
+    <w:p>
+      <w:pPr>
+        <w:pStyle w:val="NoSpacing"/>
+        <w:ind w:left="720"/>
+      </w:pPr>
+      <w:r>
+        <w:t xml:space="preserve">  --output text \</w:t>
+      </w:r>
+    </w:p>
+    <w:p>
+      <w:pPr>
+        <w:pStyle w:val="NoSpacing"/>
+        <w:ind w:left="720"/>
+      </w:pPr>
+      <w:r>
+        <w:t xml:space="preserve">  --region "$AWS_REGION")</w:t>
+      </w:r>
+    </w:p>
+    <w:p>
+      <w:pPr>
+        <w:pStyle w:val="NoSpacing"/>
+        <w:ind w:left="720"/>
+      </w:pPr>
+    </w:p>
+    <w:p>
+      <w:pPr>
+        <w:pStyle w:val="NoSpacing"/>
+        <w:ind w:left="720"/>
+      </w:pPr>
+      <w:proofErr w:type="spellStart"/>
+      <w:r>
+        <w:t>aws</w:t>
+      </w:r>
+      <w:proofErr w:type="spellEnd"/>
+      <w:r>
+        <w:t xml:space="preserve"> elbv2 add-tags \</w:t>
+      </w:r>
+    </w:p>
+    <w:p>
+      <w:pPr>
+        <w:pStyle w:val="NoSpacing"/>
+        <w:ind w:left="720"/>
+      </w:pPr>
+      <w:r>
+        <w:lastRenderedPageBreak/>
+        <w:t xml:space="preserve">  --resource-</w:t>
+      </w:r>
+      <w:proofErr w:type="spellStart"/>
+      <w:r>
+        <w:t>arns</w:t>
+      </w:r>
+      <w:proofErr w:type="spellEnd"/>
+      <w:r>
+        <w:t xml:space="preserve"> "$LISTENER_ARN" \</w:t>
+      </w:r>
+    </w:p>
+    <w:p>
+      <w:pPr>
+        <w:pStyle w:val="NoSpacing"/>
+        <w:ind w:left="720"/>
+      </w:pPr>
+      <w:r>
+        <w:t xml:space="preserve">  --tags \</w:t>
+      </w:r>
+    </w:p>
+    <w:p>
+      <w:pPr>
+        <w:pStyle w:val="NoSpacing"/>
+        <w:ind w:left="720"/>
+      </w:pPr>
+      <w:r>
+        <w:t xml:space="preserve">    "Key=</w:t>
+      </w:r>
+      <w:proofErr w:type="spellStart"/>
+      <w:proofErr w:type="gramStart"/>
+      <w:r>
+        <w:t>Name,Value</w:t>
+      </w:r>
+      <w:proofErr w:type="spellEnd"/>
+      <w:proofErr w:type="gramEnd"/>
+      <w:r>
+        <w:t>=hu-devops-26-sburse-listener" \</w:t>
+      </w:r>
+    </w:p>
+    <w:p>
+      <w:pPr>
+        <w:pStyle w:val="NoSpacing"/>
+        <w:ind w:left="720"/>
+      </w:pPr>
+      <w:r>
+        <w:t xml:space="preserve">    "Key=</w:t>
+      </w:r>
+      <w:proofErr w:type="spellStart"/>
+      <w:r>
+        <w:t>HU_</w:t>
+      </w:r>
+      <w:proofErr w:type="gramStart"/>
+      <w:r>
+        <w:t>BATCH,Value</w:t>
+      </w:r>
+      <w:proofErr w:type="spellEnd"/>
+      <w:proofErr w:type="gramEnd"/>
+      <w:r>
+        <w:t>=$HU_BATCH" \</w:t>
+      </w:r>
+    </w:p>
+    <w:p>
+      <w:pPr>
+        <w:pStyle w:val="NoSpacing"/>
+        <w:ind w:left="720"/>
+      </w:pPr>
+      <w:r>
+        <w:t xml:space="preserve">    "Key=</w:t>
+      </w:r>
+      <w:proofErr w:type="spellStart"/>
+      <w:r>
+        <w:t>USER_</w:t>
+      </w:r>
+      <w:proofErr w:type="gramStart"/>
+      <w:r>
+        <w:t>NAME,Value</w:t>
+      </w:r>
+      <w:proofErr w:type="spellEnd"/>
+      <w:proofErr w:type="gramEnd"/>
+      <w:r>
+        <w:t>=$USER_NAME"</w:t>
+      </w:r>
+    </w:p>
+    <w:p>
+      <w:pPr>
+        <w:pStyle w:val="NoSpacing"/>
+        <w:ind w:left="720"/>
+      </w:pPr>
+      <w:r>
+        <w:t>echo "Listener ARN: $LISTENER_ARN"</w:t>
+      </w:r>
+    </w:p>
+    <w:p>
+      <w:pPr>
+        <w:pStyle w:val="NoSpacing"/>
+        <w:ind w:left="720"/>
+      </w:pPr>
+      <w:r>
+        <w:drawing>
+          <wp:inline distT="0" distB="0" distL="0" distR="0" wp14:anchorId="57A97FA5" wp14:editId="7A692D95">
+            <wp:extent cx="5943600" cy="415290"/>
+            <wp:effectExtent l="0" t="0" r="0" b="3810"/>
+            <wp:docPr id="1603066564" name="Picture 1"/>
+            <wp:cNvGraphicFramePr>
+              <a:graphicFrameLocks xmlns:a="http://schemas.openxmlformats.org/drawingml/2006/main" noChangeAspect="1"/>
+            </wp:cNvGraphicFramePr>
+            <a:graphic xmlns:a="http://schemas.openxmlformats.org/drawingml/2006/main">
+              <a:graphicData uri="http://schemas.openxmlformats.org/drawingml/2006/picture">
+                <pic:pic xmlns:pic="http://schemas.openxmlformats.org/drawingml/2006/picture">
+                  <pic:nvPicPr>
+                    <pic:cNvPr id="1603066564" name=""/>
+                    <pic:cNvPicPr/>
+                  </pic:nvPicPr>
+                  <pic:blipFill>
+                    <a:blip r:embed="rId24"/>
+                    <a:stretch>
+                      <a:fillRect/>
+                    </a:stretch>
+                  </pic:blipFill>
+                  <pic:spPr>
+                    <a:xfrm>
+                      <a:off x="0" y="0"/>
+                      <a:ext cx="5943600" cy="415290"/>
+                    </a:xfrm>
+                    <a:prstGeom prst="rect">
+                      <a:avLst/>
+                    </a:prstGeom>
+                  </pic:spPr>
+                </pic:pic>
+              </a:graphicData>
+            </a:graphic>
+          </wp:inline>
+        </w:drawing>
+      </w:r>
+    </w:p>
+    <w:p>
+      <w:pPr>
+        <w:pStyle w:val="NoSpacing"/>
+        <w:ind w:left="720"/>
+        <w:rPr>
+          <w:b/>
+          <w:bCs/>
+          <w:lang w:val="en-IN"/>
+        </w:rPr>
+      </w:pPr>
+      <w:r>
+        <w:rPr>
+          <w:b/>
+          <w:bCs/>
+          <w:lang w:val="en-IN"/>
+        </w:rPr>
+        <w:t>Create proxy rules for GET and POST</w:t>
+      </w:r>
+    </w:p>
+    <w:p>
+      <w:pPr>
+        <w:pStyle w:val="NoSpacing"/>
+        <w:ind w:left="720"/>
+        <w:rPr>
+          <w:lang w:val="en-IN"/>
+        </w:rPr>
+      </w:pPr>
+      <w:r>
+        <w:rPr>
+          <w:lang w:val="en-IN"/>
+        </w:rPr>
+        <w:t>The rules below tell the ALB to forward both GET and POST requests to the EC2 target group.</w:t>
+      </w:r>
+    </w:p>
+    <w:p>
+      <w:pPr>
+        <w:pStyle w:val="NoSpacing"/>
+        <w:ind w:left="720"/>
+      </w:pPr>
+      <w:r>
+        <w:t>GET Rule</w:t>
+      </w:r>
+      <w:r>
+        <w:br/>
+      </w:r>
+      <w:r>
+        <w:t>export GET_RULE_ARN=$(</w:t>
+      </w:r>
+      <w:proofErr w:type="spellStart"/>
+      <w:r>
+        <w:t>aws</w:t>
+      </w:r>
+      <w:proofErr w:type="spellEnd"/>
+      <w:r>
+        <w:t xml:space="preserve"> elbv2 create-rule \</w:t>
+      </w:r>
+    </w:p>
+    <w:p>
+      <w:pPr>
+        <w:pStyle w:val="NoSpacing"/>
+        <w:ind w:left="720"/>
+      </w:pPr>
+      <w:r>
+        <w:t xml:space="preserve">  --listener-</w:t>
+      </w:r>
+      <w:proofErr w:type="spellStart"/>
+      <w:r>
+        <w:t>arn</w:t>
+      </w:r>
+      <w:proofErr w:type="spellEnd"/>
+      <w:r>
+        <w:t xml:space="preserve"> "$LISTENER_ARN" \</w:t>
+      </w:r>
+    </w:p>
+    <w:p>
+      <w:pPr>
+        <w:pStyle w:val="NoSpacing"/>
+        <w:ind w:left="720"/>
+      </w:pPr>
+      <w:r>
+        <w:t xml:space="preserve">  --priority 10 \</w:t>
+      </w:r>
+    </w:p>
+    <w:p>
+      <w:pPr>
+        <w:pStyle w:val="NoSpacing"/>
+        <w:ind w:left="720"/>
+      </w:pPr>
+      <w:r>
+        <w:t xml:space="preserve">  --conditions </w:t>
+      </w:r>
+      <w:proofErr w:type="gramStart"/>
+      <w:r>
+        <w:t>'[{</w:t>
+      </w:r>
+      <w:proofErr w:type="gramEnd"/>
+      <w:r>
+        <w:t>"Field":"http-request-method","HttpRequestMethodConfig</w:t>
+      </w:r>
+      <w:proofErr w:type="gramStart"/>
+      <w:r>
+        <w:t>":{</w:t>
+      </w:r>
+      <w:proofErr w:type="gramEnd"/>
+      <w:r>
+        <w:t>"Values</w:t>
+      </w:r>
+      <w:proofErr w:type="gramStart"/>
+      <w:r>
+        <w:t>":[</w:t>
+      </w:r>
+      <w:proofErr w:type="gramEnd"/>
+      <w:r>
+        <w:t>"GET</w:t>
+      </w:r>
+      <w:proofErr w:type="gramStart"/>
+      <w:r>
+        <w:t>"]}}</w:t>
+      </w:r>
+      <w:proofErr w:type="gramEnd"/>
+      <w:r>
+        <w:t>]' \</w:t>
+      </w:r>
+    </w:p>
+    <w:p>
+      <w:pPr>
+        <w:pStyle w:val="NoSpacing"/>
+        <w:ind w:left="720"/>
+      </w:pPr>
+      <w:r>
+        <w:t xml:space="preserve">  --actions "Type=</w:t>
+      </w:r>
+      <w:proofErr w:type="spellStart"/>
+      <w:proofErr w:type="gramStart"/>
+      <w:r>
+        <w:t>forward,TargetGroupArn</w:t>
+      </w:r>
+      <w:proofErr w:type="spellEnd"/>
+      <w:proofErr w:type="gramEnd"/>
+      <w:r>
+        <w:t>=$TARGET_GROUP_ARN" \</w:t>
+      </w:r>
+    </w:p>
+    <w:p>
+      <w:pPr>
+        <w:pStyle w:val="NoSpacing"/>
+        <w:ind w:left="720"/>
+      </w:pPr>
+      <w:r>
+        <w:t xml:space="preserve">  --query "</w:t>
+      </w:r>
+      <w:proofErr w:type="gramStart"/>
+      <w:r>
+        <w:t>Rules[</w:t>
+      </w:r>
+      <w:proofErr w:type="gramEnd"/>
+      <w:r>
+        <w:t>0</w:t>
+      </w:r>
+      <w:proofErr w:type="gramStart"/>
+      <w:r>
+        <w:t>].</w:t>
+      </w:r>
+      <w:proofErr w:type="spellStart"/>
+      <w:r>
+        <w:t>RuleArn</w:t>
+      </w:r>
+      <w:proofErr w:type="spellEnd"/>
+      <w:proofErr w:type="gramEnd"/>
+      <w:r>
+        <w:t>" \</w:t>
+      </w:r>
+    </w:p>
+    <w:p>
+      <w:pPr>
+        <w:pStyle w:val="NoSpacing"/>
+        <w:ind w:left="720"/>
+      </w:pPr>
+      <w:r>
+        <w:t xml:space="preserve">  --output text \</w:t>
+      </w:r>
+    </w:p>
+    <w:p>
+      <w:pPr>
+        <w:pStyle w:val="NoSpacing"/>
+        <w:ind w:left="720"/>
+      </w:pPr>
+      <w:r>
+        <w:t xml:space="preserve">  --region "$AWS_REGION")</w:t>
+      </w:r>
+    </w:p>
+    <w:p>
+      <w:pPr>
+        <w:pStyle w:val="NoSpacing"/>
+        <w:ind w:left="720"/>
+      </w:pPr>
+    </w:p>
+    <w:p>
+      <w:pPr>
+        <w:pStyle w:val="NoSpacing"/>
+        <w:ind w:left="720"/>
+      </w:pPr>
+      <w:proofErr w:type="spellStart"/>
+      <w:r>
+        <w:t>aws</w:t>
+      </w:r>
+      <w:proofErr w:type="spellEnd"/>
+      <w:r>
+        <w:t xml:space="preserve"> elbv2 add-tags \</w:t>
+      </w:r>
+    </w:p>
+    <w:p>
+      <w:pPr>
+        <w:pStyle w:val="NoSpacing"/>
+        <w:ind w:left="720"/>
+      </w:pPr>
+      <w:r>
+        <w:t xml:space="preserve">  --resource-</w:t>
+      </w:r>
+      <w:proofErr w:type="spellStart"/>
+      <w:r>
+        <w:t>arns</w:t>
+      </w:r>
+      <w:proofErr w:type="spellEnd"/>
+      <w:r>
+        <w:t xml:space="preserve"> "$GET_RULE_ARN" \</w:t>
+      </w:r>
+    </w:p>
+    <w:p>
+      <w:pPr>
+        <w:pStyle w:val="NoSpacing"/>
+        <w:ind w:left="720"/>
+      </w:pPr>
+      <w:r>
+        <w:t xml:space="preserve">  --tags \</w:t>
+      </w:r>
+    </w:p>
+    <w:p>
+      <w:pPr>
+        <w:pStyle w:val="NoSpacing"/>
+        <w:ind w:left="720"/>
+      </w:pPr>
+      <w:r>
+        <w:t xml:space="preserve">    "Key=</w:t>
+      </w:r>
+      <w:proofErr w:type="spellStart"/>
+      <w:proofErr w:type="gramStart"/>
+      <w:r>
+        <w:t>Name,Value</w:t>
+      </w:r>
+      <w:proofErr w:type="spellEnd"/>
+      <w:proofErr w:type="gramEnd"/>
+      <w:r>
+        <w:t>=hu-devops-26-sburse-get-rule" \</w:t>
+      </w:r>
+    </w:p>
+    <w:p>
+      <w:pPr>
+        <w:pStyle w:val="NoSpacing"/>
+        <w:ind w:left="720"/>
+      </w:pPr>
+      <w:r>
+        <w:t xml:space="preserve">    "Key=</w:t>
+      </w:r>
+      <w:proofErr w:type="spellStart"/>
+      <w:r>
+        <w:t>HU_</w:t>
+      </w:r>
+      <w:proofErr w:type="gramStart"/>
+      <w:r>
+        <w:t>BATCH,Value</w:t>
+      </w:r>
+      <w:proofErr w:type="spellEnd"/>
+      <w:proofErr w:type="gramEnd"/>
+      <w:r>
+        <w:t>=$HU_BATCH" \</w:t>
+      </w:r>
+    </w:p>
+    <w:p>
+      <w:pPr>
+        <w:pStyle w:val="NoSpacing"/>
+        <w:ind w:left="720"/>
+      </w:pPr>
+      <w:r>
+        <w:t xml:space="preserve">    "Key=</w:t>
+      </w:r>
+      <w:proofErr w:type="spellStart"/>
+      <w:r>
+        <w:t>USER_</w:t>
+      </w:r>
+      <w:proofErr w:type="gramStart"/>
+      <w:r>
+        <w:t>NAME,Value</w:t>
+      </w:r>
+      <w:proofErr w:type="spellEnd"/>
+      <w:proofErr w:type="gramEnd"/>
+      <w:r>
+        <w:t>=$USER_NAME"</w:t>
+      </w:r>
+    </w:p>
+    <w:p>
+      <w:pPr>
+        <w:pStyle w:val="NoSpacing"/>
+        <w:ind w:left="720"/>
+      </w:pPr>
+    </w:p>
+    <w:p>
+      <w:pPr>
+        <w:pStyle w:val="NoSpacing"/>
+        <w:ind w:left="720"/>
+      </w:pPr>
+      <w:r>
+        <w:t>echo "GET rule created."</w:t>
+      </w:r>
+    </w:p>
+    <w:p>
+      <w:pPr>
+        <w:pStyle w:val="NoSpacing"/>
+        <w:ind w:left="720"/>
+      </w:pPr>
+      <w:r>
+        <w:drawing>
+          <wp:inline distT="0" distB="0" distL="0" distR="0" wp14:anchorId="4D40DD2B" wp14:editId="5504C0F3">
+            <wp:extent cx="5943600" cy="2322195"/>
+            <wp:effectExtent l="0" t="0" r="0" b="1905"/>
+            <wp:docPr id="98303448" name="Picture 1"/>
+            <wp:cNvGraphicFramePr>
+              <a:graphicFrameLocks xmlns:a="http://schemas.openxmlformats.org/drawingml/2006/main" noChangeAspect="1"/>
+            </wp:cNvGraphicFramePr>
+            <a:graphic xmlns:a="http://schemas.openxmlformats.org/drawingml/2006/main">
+              <a:graphicData uri="http://schemas.openxmlformats.org/drawingml/2006/picture">
+                <pic:pic xmlns:pic="http://schemas.openxmlformats.org/drawingml/2006/picture">
+                  <pic:nvPicPr>
+                    <pic:cNvPr id="98303448" name=""/>
+                    <pic:cNvPicPr/>
+                  </pic:nvPicPr>
+                  <pic:blipFill>
+                    <a:blip r:embed="rId25"/>
+                    <a:stretch>
+                      <a:fillRect/>
+                    </a:stretch>
+                  </pic:blipFill>
+                  <pic:spPr>
+                    <a:xfrm>
+                      <a:off x="0" y="0"/>
+                      <a:ext cx="5943600" cy="2322195"/>
+                    </a:xfrm>
+                    <a:prstGeom prst="rect">
+                      <a:avLst/>
+                    </a:prstGeom>
+                  </pic:spPr>
+                </pic:pic>
+              </a:graphicData>
+            </a:graphic>
+          </wp:inline>
+        </w:drawing>
+      </w:r>
+    </w:p>
+    <w:p>
+      <w:pPr>
+        <w:pStyle w:val="NoSpacing"/>
+        <w:ind w:left="720"/>
+      </w:pPr>
+    </w:p>
+    <w:p>
+      <w:pPr>
+        <w:pStyle w:val="NoSpacing"/>
+        <w:ind w:left="720"/>
+      </w:pPr>
+      <w:r>
+        <w:lastRenderedPageBreak/>
+        <w:t>POST Rule</w:t>
+      </w:r>
+    </w:p>
+    <w:p>
+      <w:pPr>
+        <w:pStyle w:val="NoSpacing"/>
+        <w:ind w:left="720"/>
+      </w:pPr>
+      <w:r>
+        <w:t>export POST_RULE_ARN=$(</w:t>
+      </w:r>
+      <w:proofErr w:type="spellStart"/>
+      <w:r>
+        <w:t>aws</w:t>
+      </w:r>
+      <w:proofErr w:type="spellEnd"/>
+      <w:r>
+        <w:t xml:space="preserve"> elbv2 create-rule \</w:t>
+      </w:r>
+    </w:p>
+    <w:p>
+      <w:pPr>
+        <w:pStyle w:val="NoSpacing"/>
+        <w:ind w:left="720"/>
+      </w:pPr>
+      <w:r>
+        <w:t xml:space="preserve">  --listener-</w:t>
+      </w:r>
+      <w:proofErr w:type="spellStart"/>
+      <w:r>
+        <w:t>arn</w:t>
+      </w:r>
+      <w:proofErr w:type="spellEnd"/>
+      <w:r>
+        <w:t xml:space="preserve"> "$LISTENER_ARN" \</w:t>
+      </w:r>
+    </w:p>
+    <w:p>
+      <w:pPr>
+        <w:pStyle w:val="NoSpacing"/>
+        <w:ind w:left="720"/>
+      </w:pPr>
+      <w:r>
+        <w:t xml:space="preserve">  --priority 20 \</w:t>
+      </w:r>
+    </w:p>
+    <w:p>
+      <w:pPr>
+        <w:pStyle w:val="NoSpacing"/>
+        <w:ind w:left="720"/>
+      </w:pPr>
+      <w:r>
+        <w:t xml:space="preserve">  --conditions </w:t>
+      </w:r>
+      <w:proofErr w:type="gramStart"/>
+      <w:r>
+        <w:t>'[{</w:t>
+      </w:r>
+      <w:proofErr w:type="gramEnd"/>
+      <w:r>
+        <w:t>"Field":"http-request-method","HttpRequestMethodConfig</w:t>
+      </w:r>
+      <w:proofErr w:type="gramStart"/>
+      <w:r>
+        <w:t>":{</w:t>
+      </w:r>
+      <w:proofErr w:type="gramEnd"/>
+      <w:r>
+        <w:t>"Values</w:t>
+      </w:r>
+      <w:proofErr w:type="gramStart"/>
+      <w:r>
+        <w:t>":[</w:t>
+      </w:r>
+      <w:proofErr w:type="gramEnd"/>
+      <w:r>
+        <w:t>"</w:t>
+      </w:r>
+      <w:proofErr w:type="gramStart"/>
+      <w:r>
+        <w:t>POST"]}}</w:t>
+      </w:r>
+      <w:proofErr w:type="gramEnd"/>
+      <w:r>
+        <w:t>]' \</w:t>
+      </w:r>
+    </w:p>
+    <w:p>
+      <w:pPr>
+        <w:pStyle w:val="NoSpacing"/>
+        <w:ind w:left="720"/>
+      </w:pPr>
+      <w:r>
+        <w:t xml:space="preserve">  --actions "Type=</w:t>
+      </w:r>
+      <w:proofErr w:type="spellStart"/>
+      <w:proofErr w:type="gramStart"/>
+      <w:r>
+        <w:t>forward,TargetGroupArn</w:t>
+      </w:r>
+      <w:proofErr w:type="spellEnd"/>
+      <w:proofErr w:type="gramEnd"/>
+      <w:r>
+        <w:t>=$TARGET_GROUP_ARN" \</w:t>
+      </w:r>
+    </w:p>
+    <w:p>
+      <w:pPr>
+        <w:pStyle w:val="NoSpacing"/>
+        <w:ind w:left="720"/>
+      </w:pPr>
+      <w:r>
+        <w:t xml:space="preserve">  --query "</w:t>
+      </w:r>
+      <w:proofErr w:type="gramStart"/>
+      <w:r>
+        <w:t>Rules[</w:t>
+      </w:r>
+      <w:proofErr w:type="gramEnd"/>
+      <w:r>
+        <w:t>0</w:t>
+      </w:r>
+      <w:proofErr w:type="gramStart"/>
+      <w:r>
+        <w:t>].</w:t>
+      </w:r>
+      <w:proofErr w:type="spellStart"/>
+      <w:r>
+        <w:t>RuleArn</w:t>
+      </w:r>
+      <w:proofErr w:type="spellEnd"/>
+      <w:proofErr w:type="gramEnd"/>
+      <w:r>
+        <w:t>" \</w:t>
+      </w:r>
+    </w:p>
+    <w:p>
+      <w:pPr>
+        <w:pStyle w:val="NoSpacing"/>
+        <w:ind w:left="720"/>
+      </w:pPr>
+      <w:r>
+        <w:t xml:space="preserve">  --output text \</w:t>
+      </w:r>
+    </w:p>
+    <w:p>
+      <w:pPr>
+        <w:pStyle w:val="NoSpacing"/>
+        <w:ind w:left="720"/>
+      </w:pPr>
+      <w:r>
+        <w:t xml:space="preserve">  --region "$AWS_REGION")</w:t>
+      </w:r>
+    </w:p>
+    <w:p>
+      <w:pPr>
+        <w:pStyle w:val="NoSpacing"/>
+        <w:ind w:left="720"/>
+      </w:pPr>
+    </w:p>
+    <w:p>
+      <w:pPr>
+        <w:pStyle w:val="NoSpacing"/>
+        <w:ind w:left="720"/>
+      </w:pPr>
+      <w:proofErr w:type="spellStart"/>
+      <w:r>
+        <w:t>aws</w:t>
+      </w:r>
+      <w:proofErr w:type="spellEnd"/>
+      <w:r>
+        <w:t xml:space="preserve"> elbv2 add-tags \</w:t>
+      </w:r>
+    </w:p>
+    <w:p>
+      <w:pPr>
+        <w:pStyle w:val="NoSpacing"/>
+        <w:ind w:left="720"/>
+      </w:pPr>
+      <w:r>
+        <w:t xml:space="preserve">  --resource-</w:t>
+      </w:r>
+      <w:proofErr w:type="spellStart"/>
+      <w:r>
+        <w:t>arns</w:t>
+      </w:r>
+      <w:proofErr w:type="spellEnd"/>
+      <w:r>
+        <w:t xml:space="preserve"> "$POST_RULE_ARN" \</w:t>
+      </w:r>
+    </w:p>
+    <w:p>
+      <w:pPr>
+        <w:pStyle w:val="NoSpacing"/>
+        <w:ind w:left="720"/>
+      </w:pPr>
+      <w:r>
+        <w:t xml:space="preserve">  --tags \</w:t>
+      </w:r>
+    </w:p>
+    <w:p>
+      <w:pPr>
+        <w:pStyle w:val="NoSpacing"/>
+        <w:ind w:left="720"/>
+      </w:pPr>
+      <w:r>
+        <w:t xml:space="preserve">    "Key=</w:t>
+      </w:r>
+      <w:proofErr w:type="spellStart"/>
+      <w:proofErr w:type="gramStart"/>
+      <w:r>
+        <w:t>Name,Value</w:t>
+      </w:r>
+      <w:proofErr w:type="spellEnd"/>
+      <w:proofErr w:type="gramEnd"/>
+      <w:r>
+        <w:t>=hu-devops-26-sburse-post-rule" \</w:t>
+      </w:r>
+    </w:p>
+    <w:p>
+      <w:pPr>
+        <w:pStyle w:val="NoSpacing"/>
+        <w:ind w:left="720"/>
+      </w:pPr>
+      <w:r>
+        <w:t xml:space="preserve">    "Key=</w:t>
+      </w:r>
+      <w:proofErr w:type="spellStart"/>
+      <w:r>
+        <w:t>HU_</w:t>
+      </w:r>
+      <w:proofErr w:type="gramStart"/>
+      <w:r>
+        <w:t>BATCH,Value</w:t>
+      </w:r>
+      <w:proofErr w:type="spellEnd"/>
+      <w:proofErr w:type="gramEnd"/>
+      <w:r>
+        <w:t>=$HU_BATCH" \</w:t>
+      </w:r>
+    </w:p>
+    <w:p>
+      <w:pPr>
+        <w:pStyle w:val="NoSpacing"/>
+        <w:ind w:left="720"/>
+      </w:pPr>
+      <w:r>
+        <w:t xml:space="preserve">    "Key=</w:t>
+      </w:r>
+      <w:proofErr w:type="spellStart"/>
+      <w:r>
+        <w:t>USER_</w:t>
+      </w:r>
+      <w:proofErr w:type="gramStart"/>
+      <w:r>
+        <w:t>NAME,Value</w:t>
+      </w:r>
+      <w:proofErr w:type="spellEnd"/>
+      <w:proofErr w:type="gramEnd"/>
+      <w:r>
+        <w:t>=$USER_NAME"</w:t>
+      </w:r>
+    </w:p>
+    <w:p>
+      <w:pPr>
+        <w:pStyle w:val="NoSpacing"/>
+        <w:ind w:left="720"/>
+      </w:pPr>
+    </w:p>
+    <w:p>
+      <w:pPr>
+        <w:pStyle w:val="NoSpacing"/>
+        <w:ind w:left="720"/>
+      </w:pPr>
+      <w:r>
+        <w:t>echo "POST rule created."</w:t>
+      </w:r>
+    </w:p>
+    <w:p>
+      <w:pPr>
+        <w:pStyle w:val="NoSpacing"/>
+        <w:ind w:left="720"/>
+      </w:pPr>
+    </w:p>
+    <w:p>
+      <w:pPr>
+        <w:pStyle w:val="NoSpacing"/>
+        <w:ind w:left="720"/>
+      </w:pPr>
+      <w:r>
+        <w:drawing>
+          <wp:inline distT="0" distB="0" distL="0" distR="0" wp14:anchorId="77A299E5" wp14:editId="02051415">
+            <wp:extent cx="5943600" cy="2415540"/>
+            <wp:effectExtent l="0" t="0" r="0" b="3810"/>
+            <wp:docPr id="1993582131" name="Picture 1"/>
+            <wp:cNvGraphicFramePr>
+              <a:graphicFrameLocks xmlns:a="http://schemas.openxmlformats.org/drawingml/2006/main" noChangeAspect="1"/>
+            </wp:cNvGraphicFramePr>
+            <a:graphic xmlns:a="http://schemas.openxmlformats.org/drawingml/2006/main">
+              <a:graphicData uri="http://schemas.openxmlformats.org/drawingml/2006/picture">
+                <pic:pic xmlns:pic="http://schemas.openxmlformats.org/drawingml/2006/picture">
+                  <pic:nvPicPr>
+                    <pic:cNvPr id="1993582131" name=""/>
+                    <pic:cNvPicPr/>
+                  </pic:nvPicPr>
+                  <pic:blipFill>
+                    <a:blip r:embed="rId26"/>
+                    <a:stretch>
+                      <a:fillRect/>
+                    </a:stretch>
+                  </pic:blipFill>
+                  <pic:spPr>
+                    <a:xfrm>
+                      <a:off x="0" y="0"/>
+                      <a:ext cx="5943600" cy="2415540"/>
+                    </a:xfrm>
+                    <a:prstGeom prst="rect">
+                      <a:avLst/>
+                    </a:prstGeom>
+                  </pic:spPr>
+                </pic:pic>
+              </a:graphicData>
+            </a:graphic>
+          </wp:inline>
+        </w:drawing>
+      </w:r>
+    </w:p>
+    <w:p>
+      <w:pPr>
+        <w:pStyle w:val="NoSpacing"/>
+        <w:ind w:left="720"/>
+      </w:pPr>
+    </w:p>
+    <w:p>
+      <w:pPr>
+        <w:pStyle w:val="NoSpacing"/>
+        <w:ind w:left="720"/>
+      </w:pPr>
+    </w:p>
+    <w:p>
+      <w:pPr>
+        <w:pStyle w:val="NoSpacing"/>
+        <w:ind w:left="720"/>
+      </w:pPr>
+    </w:p>
+    <w:p>
+      <w:pPr>
+        <w:pStyle w:val="NoSpacing"/>
+        <w:ind w:left="720"/>
+      </w:pPr>
+    </w:p>
+    <w:p>
+      <w:pPr>
+        <w:pStyle w:val="NoSpacing"/>
+        <w:ind w:left="720"/>
+      </w:pPr>
+    </w:p>
+    <w:p>
+      <w:pPr>
+        <w:pStyle w:val="NoSpacing"/>
+        <w:ind w:left="720"/>
+      </w:pPr>
+    </w:p>
+    <w:p>
+      <w:pPr>
+        <w:pStyle w:val="NoSpacing"/>
+        <w:ind w:left="720"/>
+      </w:pPr>
+    </w:p>
+    <w:p>
+      <w:pPr>
+        <w:pStyle w:val="NoSpacing"/>
+        <w:ind w:left="720"/>
+      </w:pPr>
+    </w:p>
+    <w:p>
+      <w:pPr>
+        <w:pStyle w:val="NoSpacing"/>
+        <w:ind w:left="720"/>
+      </w:pPr>
+    </w:p>
+    <w:p>
+      <w:pPr>
+        <w:pStyle w:val="NoSpacing"/>
+        <w:ind w:left="720"/>
+      </w:pPr>
+    </w:p>
+    <w:p>
+      <w:pPr>
+        <w:pStyle w:val="NoSpacing"/>
+        <w:ind w:left="720"/>
+      </w:pPr>
+      <w:r>
+        <w:lastRenderedPageBreak/>
+        <w:t>• Ensure the proxy is configured to route traffic through a Web Application Firewall (WAF) that you</w:t>
+      </w:r>
+      <w:r>
+        <w:t xml:space="preserve"> </w:t>
+      </w:r>
       <w:r>
         <w:t>create.</w:t>
+      </w:r>
+    </w:p>
+    <w:p>
+      <w:pPr>
+        <w:pStyle w:val="NoSpacing"/>
+        <w:ind w:left="720"/>
+      </w:pPr>
+    </w:p>
+    <w:p>
+      <w:pPr>
+        <w:pStyle w:val="NoSpacing"/>
+        <w:ind w:left="720"/>
+      </w:pPr>
+      <w:r>
+        <w:drawing>
+          <wp:inline distT="0" distB="0" distL="0" distR="0" wp14:anchorId="51542EA8" wp14:editId="273E26E0">
+            <wp:extent cx="5943600" cy="3172460"/>
+            <wp:effectExtent l="0" t="0" r="0" b="8890"/>
+            <wp:docPr id="131675879" name="Picture 1"/>
+            <wp:cNvGraphicFramePr>
+              <a:graphicFrameLocks xmlns:a="http://schemas.openxmlformats.org/drawingml/2006/main" noChangeAspect="1"/>
+            </wp:cNvGraphicFramePr>
+            <a:graphic xmlns:a="http://schemas.openxmlformats.org/drawingml/2006/main">
+              <a:graphicData uri="http://schemas.openxmlformats.org/drawingml/2006/picture">
+                <pic:pic xmlns:pic="http://schemas.openxmlformats.org/drawingml/2006/picture">
+                  <pic:nvPicPr>
+                    <pic:cNvPr id="131675879" name=""/>
+                    <pic:cNvPicPr/>
+                  </pic:nvPicPr>
+                  <pic:blipFill>
+                    <a:blip r:embed="rId27"/>
+                    <a:stretch>
+                      <a:fillRect/>
+                    </a:stretch>
+                  </pic:blipFill>
+                  <pic:spPr>
+                    <a:xfrm>
+                      <a:off x="0" y="0"/>
+                      <a:ext cx="5943600" cy="3172460"/>
+                    </a:xfrm>
+                    <a:prstGeom prst="rect">
+                      <a:avLst/>
+                    </a:prstGeom>
+                  </pic:spPr>
+                </pic:pic>
+              </a:graphicData>
+            </a:graphic>
+          </wp:inline>
+        </w:drawing>
+      </w:r>
+    </w:p>
+    <w:p>
+      <w:pPr>
+        <w:pStyle w:val="NoSpacing"/>
+        <w:ind w:left="720"/>
+        <w:rPr>
+          <w:lang w:val="en-IN"/>
+        </w:rPr>
+      </w:pPr>
+      <w:r>
+        <w:rPr>
+          <w:lang w:val="en-IN"/>
+        </w:rPr>
+        <w:t>Associate the WAF with the ALB</w:t>
+      </w:r>
+    </w:p>
+    <w:p>
+      <w:pPr>
+        <w:pStyle w:val="NoSpacing"/>
+        <w:ind w:left="720"/>
+      </w:pPr>
+    </w:p>
+    <w:p>
+      <w:pPr>
+        <w:pStyle w:val="NoSpacing"/>
+        <w:ind w:left="720"/>
+      </w:pPr>
+      <w:r>
+        <w:drawing>
+          <wp:inline distT="0" distB="0" distL="0" distR="0" wp14:anchorId="3BCF1973" wp14:editId="131022DD">
+            <wp:extent cx="4496427" cy="1400370"/>
+            <wp:effectExtent l="0" t="0" r="0" b="9525"/>
+            <wp:docPr id="2025126943" name="Picture 1"/>
+            <wp:cNvGraphicFramePr>
+              <a:graphicFrameLocks xmlns:a="http://schemas.openxmlformats.org/drawingml/2006/main" noChangeAspect="1"/>
+            </wp:cNvGraphicFramePr>
+            <a:graphic xmlns:a="http://schemas.openxmlformats.org/drawingml/2006/main">
+              <a:graphicData uri="http://schemas.openxmlformats.org/drawingml/2006/picture">
+                <pic:pic xmlns:pic="http://schemas.openxmlformats.org/drawingml/2006/picture">
+                  <pic:nvPicPr>
+                    <pic:cNvPr id="2025126943" name=""/>
+                    <pic:cNvPicPr/>
+                  </pic:nvPicPr>
+                  <pic:blipFill>
+                    <a:blip r:embed="rId28"/>
+                    <a:stretch>
+                      <a:fillRect/>
+                    </a:stretch>
+                  </pic:blipFill>
+                  <pic:spPr>
+                    <a:xfrm>
+                      <a:off x="0" y="0"/>
+                      <a:ext cx="4496427" cy="1400370"/>
+                    </a:xfrm>
+                    <a:prstGeom prst="rect">
+                      <a:avLst/>
+                    </a:prstGeom>
+                  </pic:spPr>
+                </pic:pic>
+              </a:graphicData>
+            </a:graphic>
+          </wp:inline>
+        </w:drawing>
+      </w:r>
+    </w:p>
+    <w:p>
+      <w:pPr>
+        <w:pStyle w:val="NoSpacing"/>
+        <w:ind w:left="720"/>
+      </w:pPr>
+    </w:p>
+    <w:p>
+      <w:pPr>
+        <w:pStyle w:val="NoSpacing"/>
+        <w:ind w:left="720"/>
+        <w:rPr>
+          <w:lang w:val="en-IN"/>
+        </w:rPr>
+      </w:pPr>
+      <w:r>
+        <w:rPr>
+          <w:lang w:val="en-IN"/>
+        </w:rPr>
+        <w:t>Get the ALB URL</w:t>
+      </w:r>
+      <w:r>
+        <w:rPr>
+          <w:lang w:val="en-IN"/>
+        </w:rPr>
+        <w:t xml:space="preserve">== </w:t>
+      </w:r>
+      <w:r>
+        <w:rPr>
+          <w:lang w:val="en-IN"/>
+        </w:rPr>
+        <w:t>http://hu-devops-26-sburse-alb-337028368.us-east-2.elb.amazonaws.com</w:t>
+      </w:r>
+    </w:p>
+    <w:p>
+      <w:pPr>
+        <w:pStyle w:val="NoSpacing"/>
+        <w:ind w:left="720"/>
+        <w:rPr>
+          <w:lang w:val="en-IN"/>
+        </w:rPr>
+      </w:pPr>
+    </w:p>
+    <w:p>
+      <w:pPr>
+        <w:pStyle w:val="NoSpacing"/>
+        <w:ind w:left="720"/>
+      </w:pPr>
+    </w:p>
+    <w:p>
+      <w:pPr>
+        <w:pStyle w:val="NoSpacing"/>
+        <w:ind w:left="720"/>
+      </w:pPr>
+      <w:r>
+        <w:drawing>
+          <wp:inline distT="0" distB="0" distL="0" distR="0" wp14:anchorId="28BAF04C" wp14:editId="1D4FA8CC">
+            <wp:extent cx="5943600" cy="1650365"/>
+            <wp:effectExtent l="0" t="0" r="0" b="6985"/>
+            <wp:docPr id="1726987252" name="Picture 1"/>
+            <wp:cNvGraphicFramePr>
+              <a:graphicFrameLocks xmlns:a="http://schemas.openxmlformats.org/drawingml/2006/main" noChangeAspect="1"/>
+            </wp:cNvGraphicFramePr>
+            <a:graphic xmlns:a="http://schemas.openxmlformats.org/drawingml/2006/main">
+              <a:graphicData uri="http://schemas.openxmlformats.org/drawingml/2006/picture">
+                <pic:pic xmlns:pic="http://schemas.openxmlformats.org/drawingml/2006/picture">
+                  <pic:nvPicPr>
+                    <pic:cNvPr id="1726987252" name=""/>
+                    <pic:cNvPicPr/>
+                  </pic:nvPicPr>
+                  <pic:blipFill>
+                    <a:blip r:embed="rId29"/>
+                    <a:stretch>
+                      <a:fillRect/>
+                    </a:stretch>
+                  </pic:blipFill>
+                  <pic:spPr>
+                    <a:xfrm>
+                      <a:off x="0" y="0"/>
+                      <a:ext cx="5943600" cy="1650365"/>
+                    </a:xfrm>
+                    <a:prstGeom prst="rect">
+                      <a:avLst/>
+                    </a:prstGeom>
+                  </pic:spPr>
+                </pic:pic>
+              </a:graphicData>
+            </a:graphic>
+          </wp:inline>
+        </w:drawing>
       </w:r>
     </w:p>
     <w:sectPr>
@@ -2649,6 +5692,56 @@
     </w:sectPr>
   </w:body>
 </w:document>
+</file>
+
+<file path=word/endnotes.xml><?xml version="1.0" encoding="utf-8"?>
+<w:endnotes xmlns:wpc="http://schemas.microsoft.com/office/word/2010/wordprocessingCanvas" xmlns:cx="http://schemas.microsoft.com/office/drawing/2014/chartex" xmlns:cx1="http://schemas.microsoft.com/office/drawing/2015/9/8/chartex" xmlns:cx2="http://schemas.microsoft.com/office/drawing/2015/10/21/chartex" xmlns:cx3="http://schemas.microsoft.com/office/drawing/2016/5/9/chartex" xmlns:cx4="http://schemas.microsoft.com/office/drawing/2016/5/10/chartex" xmlns:cx5="http://schemas.microsoft.com/office/drawing/2016/5/11/chartex" xmlns:cx6="http://schemas.microsoft.com/office/drawing/2016/5/12/chartex" xmlns:cx7="http://schemas.microsoft.com/office/drawing/2016/5/13/chartex" xmlns:cx8="http://schemas.microsoft.com/office/drawing/2016/5/14/chartex" xmlns:mc="http://schemas.openxmlformats.org/markup-compatibility/2006" xmlns:aink="http://schemas.microsoft.com/office/drawing/2016/ink" xmlns:am3d="http://schemas.microsoft.com/office/drawing/2017/model3d" xmlns:o="urn:schemas-microsoft-com:office:office" xmlns:oel="http://schemas.microsoft.com/office/2019/extlst" xmlns:r="http://schemas.openxmlformats.org/officeDocument/2006/relationships" xmlns:m="http://schemas.openxmlformats.org/officeDocument/2006/math" xmlns:v="urn:schemas-microsoft-com:vml" xmlns:wp14="http://schemas.microsoft.com/office/word/2010/wordprocessingDrawing" xmlns:wp="http://schemas.openxmlformats.org/drawingml/2006/wordprocessingDrawing" xmlns:w10="urn:schemas-microsoft-com:office:word" xmlns:w="http://schemas.openxmlformats.org/wordprocessingml/2006/main" xmlns:w14="http://schemas.microsoft.com/office/word/2010/wordml" xmlns:w15="http://schemas.microsoft.com/office/word/2012/wordml" xmlns:w16cei="http://schemas.microsoft.com/office/word/2026/wordml/cei" xmlns:w16cex="http://schemas.microsoft.com/office/word/2018/wordml/cex" xmlns:w16cid="http://schemas.microsoft.com/office/word/2016/wordml/cid" xmlns:w16="http://schemas.microsoft.com/office/word/2018/wordml" xmlns:w16du="http://schemas.microsoft.com/office/word/2023/wordml/word16du" xmlns:w16sdtdh="http://schemas.microsoft.com/office/word/2020/wordml/sdtdatahash" xmlns:w16sdtfl="http://schemas.microsoft.com/office/word/2024/wordml/sdtformatlock" xmlns:w16se="http://schemas.microsoft.com/office/word/2015/wordml/symex" xmlns:wpg="http://schemas.microsoft.com/office/word/2010/wordprocessingGroup" xmlns:wpi="http://schemas.microsoft.com/office/word/2010/wordprocessingInk" xmlns:wne="http://schemas.microsoft.com/office/word/2006/wordml" xmlns:wps="http://schemas.microsoft.com/office/word/2010/wordprocessingShape" mc:Ignorable="w14 w15 w16se w16cid w16 w16cex w16sdtdh w16sdtfl w16du wp14">
+  <w:endnote w:type="separator" w:id="-1">
+    <w:p>
+      <w:pPr>
+        <w:spacing w:after="0" w:line="240" w:lineRule="auto"/>
+      </w:pPr>
+      <w:r>
+        <w:separator/>
+      </w:r>
+    </w:p>
+  </w:endnote>
+  <w:endnote w:type="continuationSeparator" w:id="0">
+    <w:p>
+      <w:pPr>
+        <w:spacing w:after="0" w:line="240" w:lineRule="auto"/>
+      </w:pPr>
+      <w:r>
+        <w:continuationSeparator/>
+      </w:r>
+    </w:p>
+  </w:endnote>
+</w:endnotes>
+</file>
+
+<file path=word/footnotes.xml><?xml version="1.0" encoding="utf-8"?>
+<w:footnotes xmlns:wpc="http://schemas.microsoft.com/office/word/2010/wordprocessingCanvas" xmlns:cx="http://schemas.microsoft.com/office/drawing/2014/chartex" xmlns:cx1="http://schemas.microsoft.com/office/drawing/2015/9/8/chartex" xmlns:cx2="http://schemas.microsoft.com/office/drawing/2015/10/21/chartex" xmlns:cx3="http://schemas.microsoft.com/office/drawing/2016/5/9/chartex" xmlns:cx4="http://schemas.microsoft.com/office/drawing/2016/5/10/chartex" xmlns:cx5="http://schemas.microsoft.com/office/drawing/2016/5/11/chartex" xmlns:cx6="http://schemas.microsoft.com/office/drawing/2016/5/12/chartex" xmlns:cx7="http://schemas.microsoft.com/office/drawing/2016/5/13/chartex" xmlns:cx8="http://schemas.microsoft.com/office/drawing/2016/5/14/chartex" xmlns:mc="http://schemas.openxmlformats.org/markup-compatibility/2006" xmlns:aink="http://schemas.microsoft.com/office/drawing/2016/ink" xmlns:am3d="http://schemas.microsoft.com/office/drawing/2017/model3d" xmlns:o="urn:schemas-microsoft-com:office:office" xmlns:oel="http://schemas.microsoft.com/office/2019/extlst" xmlns:r="http://schemas.openxmlformats.org/officeDocument/2006/relationships" xmlns:m="http://schemas.openxmlformats.org/officeDocument/2006/math" xmlns:v="urn:schemas-microsoft-com:vml" xmlns:wp14="http://schemas.microsoft.com/office/word/2010/wordprocessingDrawing" xmlns:wp="http://schemas.openxmlformats.org/drawingml/2006/wordprocessingDrawing" xmlns:w10="urn:schemas-microsoft-com:office:word" xmlns:w="http://schemas.openxmlformats.org/wordprocessingml/2006/main" xmlns:w14="http://schemas.microsoft.com/office/word/2010/wordml" xmlns:w15="http://schemas.microsoft.com/office/word/2012/wordml" xmlns:w16cei="http://schemas.microsoft.com/office/word/2026/wordml/cei" xmlns:w16cex="http://schemas.microsoft.com/office/word/2018/wordml/cex" xmlns:w16cid="http://schemas.microsoft.com/office/word/2016/wordml/cid" xmlns:w16="http://schemas.microsoft.com/office/word/2018/wordml" xmlns:w16du="http://schemas.microsoft.com/office/word/2023/wordml/word16du" xmlns:w16sdtdh="http://schemas.microsoft.com/office/word/2020/wordml/sdtdatahash" xmlns:w16sdtfl="http://schemas.microsoft.com/office/word/2024/wordml/sdtformatlock" xmlns:w16se="http://schemas.microsoft.com/office/word/2015/wordml/symex" xmlns:wpg="http://schemas.microsoft.com/office/word/2010/wordprocessingGroup" xmlns:wpi="http://schemas.microsoft.com/office/word/2010/wordprocessingInk" xmlns:wne="http://schemas.microsoft.com/office/word/2006/wordml" xmlns:wps="http://schemas.microsoft.com/office/word/2010/wordprocessingShape" mc:Ignorable="w14 w15 w16se w16cid w16 w16cex w16sdtdh w16sdtfl w16du wp14">
+  <w:footnote w:type="separator" w:id="-1">
+    <w:p>
+      <w:pPr>
+        <w:spacing w:after="0" w:line="240" w:lineRule="auto"/>
+      </w:pPr>
+      <w:r>
+        <w:separator/>
+      </w:r>
+    </w:p>
+  </w:footnote>
+  <w:footnote w:type="continuationSeparator" w:id="0">
+    <w:p>
+      <w:pPr>
+        <w:spacing w:after="0" w:line="240" w:lineRule="auto"/>
+      </w:pPr>
+      <w:r>
+        <w:continuationSeparator/>
+      </w:r>
+    </w:p>
+  </w:footnote>
+</w:footnotes>
 </file>
 
 <file path=word/numbering.xml><?xml version="1.0" encoding="utf-8"?>
@@ -3875,6 +6968,50 @@
       <w:spacing w:after="0" w:line="240" w:lineRule="auto"/>
     </w:pPr>
   </w:style>
+  <w:style w:type="paragraph" w:styleId="Header">
+    <w:name w:val="header"/>
+    <w:basedOn w:val="Normal"/>
+    <w:link w:val="HeaderChar"/>
+    <w:uiPriority w:val="99"/>
+    <w:unhideWhenUsed/>
+    <w:rsid w:val="000F6DC3"/>
+    <w:pPr>
+      <w:tabs>
+        <w:tab w:val="center" w:pos="4513"/>
+        <w:tab w:val="right" w:pos="9026"/>
+      </w:tabs>
+      <w:spacing w:after="0" w:line="240" w:lineRule="auto"/>
+    </w:pPr>
+  </w:style>
+  <w:style w:type="character" w:customStyle="1" w:styleId="HeaderChar">
+    <w:name w:val="Header Char"/>
+    <w:basedOn w:val="DefaultParagraphFont"/>
+    <w:link w:val="Header"/>
+    <w:uiPriority w:val="99"/>
+    <w:rsid w:val="000F6DC3"/>
+  </w:style>
+  <w:style w:type="paragraph" w:styleId="Footer">
+    <w:name w:val="footer"/>
+    <w:basedOn w:val="Normal"/>
+    <w:link w:val="FooterChar"/>
+    <w:uiPriority w:val="99"/>
+    <w:unhideWhenUsed/>
+    <w:rsid w:val="000F6DC3"/>
+    <w:pPr>
+      <w:tabs>
+        <w:tab w:val="center" w:pos="4513"/>
+        <w:tab w:val="right" w:pos="9026"/>
+      </w:tabs>
+      <w:spacing w:after="0" w:line="240" w:lineRule="auto"/>
+    </w:pPr>
+  </w:style>
+  <w:style w:type="character" w:customStyle="1" w:styleId="FooterChar">
+    <w:name w:val="Footer Char"/>
+    <w:basedOn w:val="DefaultParagraphFont"/>
+    <w:link w:val="Footer"/>
+    <w:uiPriority w:val="99"/>
+    <w:rsid w:val="000F6DC3"/>
+  </w:style>
 </w:styles>
 </file>
 

--- a/HU Cloud Advanced Assignment.docx
+++ b/HU Cloud Advanced Assignment.docx
@@ -206,15 +206,7 @@
         <w:ind w:left="372" w:firstLine="348"/>
       </w:pPr>
       <w:r>
-        <w:t>• Create an Amazon EC2 instance (t</w:t>
-      </w:r>
-      <w:proofErr w:type="gramStart"/>
-      <w:r>
-        <w:t>2.micro</w:t>
-      </w:r>
-      <w:proofErr w:type="gramEnd"/>
-      <w:r>
-        <w:t>) using AWS CloudFormation.</w:t>
+        <w:t>• Create an Amazon EC2 instance (t2.micro) using AWS CloudFormation.</w:t>
       </w:r>
     </w:p>
     <w:p>
@@ -509,23 +501,7 @@
         <w:ind w:left="1440"/>
       </w:pPr>
       <w:r>
-        <w:t xml:space="preserve">    Type: </w:t>
-      </w:r>
-      <w:proofErr w:type="gramStart"/>
-      <w:r>
-        <w:t>AWS::</w:t>
-      </w:r>
-      <w:proofErr w:type="gramEnd"/>
-      <w:r>
-        <w:t>EC</w:t>
-      </w:r>
-      <w:proofErr w:type="gramStart"/>
-      <w:r>
-        <w:t>2::VPC::</w:t>
-      </w:r>
-      <w:proofErr w:type="gramEnd"/>
-      <w:r>
-        <w:t>Id</w:t>
+        <w:t xml:space="preserve">    Type: AWS::EC2::VPC::Id</w:t>
       </w:r>
     </w:p>
     <w:p>
@@ -566,23 +542,7 @@
         <w:ind w:left="1440"/>
       </w:pPr>
       <w:r>
-        <w:t xml:space="preserve">    Type: </w:t>
-      </w:r>
-      <w:proofErr w:type="gramStart"/>
-      <w:r>
-        <w:t>AWS::</w:t>
-      </w:r>
-      <w:proofErr w:type="gramEnd"/>
-      <w:r>
-        <w:t>EC</w:t>
-      </w:r>
-      <w:proofErr w:type="gramStart"/>
-      <w:r>
-        <w:t>2::Subnet::</w:t>
-      </w:r>
-      <w:proofErr w:type="gramEnd"/>
-      <w:r>
-        <w:t>Id</w:t>
+        <w:t xml:space="preserve">    Type: AWS::EC2::Subnet::Id</w:t>
       </w:r>
     </w:p>
     <w:p>
@@ -623,23 +583,7 @@
         <w:ind w:left="1440"/>
       </w:pPr>
       <w:r>
-        <w:t xml:space="preserve">    Type: </w:t>
-      </w:r>
-      <w:proofErr w:type="gramStart"/>
-      <w:r>
-        <w:t>AWS::</w:t>
-      </w:r>
-      <w:proofErr w:type="gramEnd"/>
-      <w:r>
-        <w:t>EC</w:t>
-      </w:r>
-      <w:proofErr w:type="gramStart"/>
-      <w:r>
-        <w:t>2::Image::</w:t>
-      </w:r>
-      <w:proofErr w:type="gramEnd"/>
-      <w:r>
-        <w:t>Id</w:t>
+        <w:t xml:space="preserve">    Type: AWS::EC2::Image::Id</w:t>
       </w:r>
     </w:p>
     <w:p>
@@ -681,23 +625,7 @@
         <w:ind w:left="1440"/>
       </w:pPr>
       <w:r>
-        <w:t xml:space="preserve">    Type: </w:t>
-      </w:r>
-      <w:proofErr w:type="gramStart"/>
-      <w:r>
-        <w:t>AWS::</w:t>
-      </w:r>
-      <w:proofErr w:type="gramEnd"/>
-      <w:r>
-        <w:t>EC</w:t>
-      </w:r>
-      <w:proofErr w:type="gramStart"/>
-      <w:r>
-        <w:t>2::</w:t>
-      </w:r>
-      <w:proofErr w:type="gramEnd"/>
-      <w:r>
-        <w:t>Instance</w:t>
+        <w:t xml:space="preserve">    Type: AWS::EC2::Instance</w:t>
       </w:r>
     </w:p>
     <w:p>
@@ -723,13 +651,8 @@
       </w:r>
       <w:proofErr w:type="spellEnd"/>
       <w:r>
-        <w:t>: t</w:t>
-      </w:r>
-      <w:proofErr w:type="gramStart"/>
-      <w:r>
-        <w:t>2.micro</w:t>
-      </w:r>
-      <w:proofErr w:type="gramEnd"/>
+        <w:t>: t2.micro</w:t>
+      </w:r>
     </w:p>
     <w:p>
       <w:pPr>
@@ -744,13 +667,8 @@
         <w:t>ImageId</w:t>
       </w:r>
       <w:proofErr w:type="spellEnd"/>
-      <w:proofErr w:type="gramStart"/>
-      <w:r>
-        <w:t>: !Ref</w:t>
-      </w:r>
-      <w:proofErr w:type="gramEnd"/>
-      <w:r>
-        <w:t xml:space="preserve"> </w:t>
+      <w:r>
+        <w:t xml:space="preserve">: !Ref </w:t>
       </w:r>
       <w:proofErr w:type="spellStart"/>
       <w:r>
@@ -771,13 +689,8 @@
         <w:t>SubnetId</w:t>
       </w:r>
       <w:proofErr w:type="spellEnd"/>
-      <w:proofErr w:type="gramStart"/>
-      <w:r>
-        <w:t>: !Ref</w:t>
-      </w:r>
-      <w:proofErr w:type="gramEnd"/>
-      <w:r>
-        <w:t xml:space="preserve"> </w:t>
+      <w:r>
+        <w:t xml:space="preserve">: !Ref </w:t>
       </w:r>
       <w:proofErr w:type="spellStart"/>
       <w:r>
@@ -900,15 +813,7 @@
         <w:ind w:left="1440"/>
       </w:pPr>
       <w:r>
-        <w:t xml:space="preserve">    Value</w:t>
-      </w:r>
-      <w:proofErr w:type="gramStart"/>
-      <w:r>
-        <w:t>: !Ref</w:t>
-      </w:r>
-      <w:proofErr w:type="gramEnd"/>
-      <w:r>
-        <w:t xml:space="preserve"> BasicEC2Instance</w:t>
+        <w:t xml:space="preserve">    Value: !Ref BasicEC2Instance</w:t>
       </w:r>
     </w:p>
     <w:p>
@@ -949,18 +854,13 @@
         <w:ind w:left="1440"/>
       </w:pPr>
       <w:r>
-        <w:t xml:space="preserve">    Value</w:t>
-      </w:r>
-      <w:proofErr w:type="gramStart"/>
-      <w:r>
-        <w:t>: !</w:t>
+        <w:t xml:space="preserve">    Value: !</w:t>
       </w:r>
       <w:proofErr w:type="spellStart"/>
       <w:r>
         <w:t>GetAtt</w:t>
       </w:r>
       <w:proofErr w:type="spellEnd"/>
-      <w:proofErr w:type="gramEnd"/>
       <w:r>
         <w:t xml:space="preserve"> BasicEC2Instance.PrivateIp</w:t>
       </w:r>
@@ -1243,7 +1143,6 @@
         <w:t>=</w:t>
       </w:r>
       <w:proofErr w:type="spellStart"/>
-      <w:proofErr w:type="gramStart"/>
       <w:r>
         <w:rPr>
           <w:lang w:val="en-IN"/>
@@ -1251,7 +1150,6 @@
         <w:t>VpcId,ParameterValue</w:t>
       </w:r>
       <w:proofErr w:type="spellEnd"/>
-      <w:proofErr w:type="gramEnd"/>
       <w:r>
         <w:rPr>
           <w:lang w:val="en-IN"/>
@@ -1288,7 +1186,6 @@
         <w:t>=</w:t>
       </w:r>
       <w:proofErr w:type="spellStart"/>
-      <w:proofErr w:type="gramStart"/>
       <w:r>
         <w:rPr>
           <w:lang w:val="en-IN"/>
@@ -1296,7 +1193,6 @@
         <w:t>SubnetId,ParameterValue</w:t>
       </w:r>
       <w:proofErr w:type="spellEnd"/>
-      <w:proofErr w:type="gramEnd"/>
       <w:r>
         <w:rPr>
           <w:lang w:val="en-IN"/>
@@ -1333,7 +1229,6 @@
         <w:t>=</w:t>
       </w:r>
       <w:proofErr w:type="spellStart"/>
-      <w:proofErr w:type="gramStart"/>
       <w:r>
         <w:rPr>
           <w:lang w:val="en-IN"/>
@@ -1341,7 +1236,6 @@
         <w:t>AmiId,ParameterValue</w:t>
       </w:r>
       <w:proofErr w:type="spellEnd"/>
-      <w:proofErr w:type="gramEnd"/>
       <w:r>
         <w:rPr>
           <w:lang w:val="en-IN"/>
@@ -1383,17 +1277,9 @@
         <w:rPr>
           <w:lang w:val="en-IN"/>
         </w:rPr>
-        <w:t>HU_</w:t>
-      </w:r>
-      <w:proofErr w:type="gramStart"/>
-      <w:r>
-        <w:rPr>
-          <w:lang w:val="en-IN"/>
-        </w:rPr>
-        <w:t>BATCH,Value</w:t>
-      </w:r>
-      <w:proofErr w:type="spellEnd"/>
-      <w:proofErr w:type="gramEnd"/>
+        <w:t>HU_BATCH,Value</w:t>
+      </w:r>
+      <w:proofErr w:type="spellEnd"/>
       <w:r>
         <w:rPr>
           <w:lang w:val="en-IN"/>
@@ -1420,17 +1306,9 @@
         <w:rPr>
           <w:lang w:val="en-IN"/>
         </w:rPr>
-        <w:t>USER_</w:t>
-      </w:r>
-      <w:proofErr w:type="gramStart"/>
-      <w:r>
-        <w:rPr>
-          <w:lang w:val="en-IN"/>
-        </w:rPr>
-        <w:t>NAME,Value</w:t>
-      </w:r>
-      <w:proofErr w:type="spellEnd"/>
-      <w:proofErr w:type="gramEnd"/>
+        <w:t>USER_NAME,Value</w:t>
+      </w:r>
+      <w:proofErr w:type="spellEnd"/>
       <w:r>
         <w:rPr>
           <w:lang w:val="en-IN"/>
@@ -1776,15 +1654,7 @@
     </w:p>
     <w:p>
       <w:r>
-        <w:t>• Launch a t</w:t>
-      </w:r>
-      <w:proofErr w:type="gramStart"/>
-      <w:r>
-        <w:t>2.micro</w:t>
-      </w:r>
-      <w:proofErr w:type="gramEnd"/>
-      <w:r>
-        <w:t xml:space="preserve"> EC2 instance using the AWS Command Line Interface (AWS CLI).</w:t>
+        <w:t>• Launch a t2.micro EC2 instance using the AWS Command Line Interface (AWS CLI).</w:t>
       </w:r>
     </w:p>
     <w:p>
@@ -1814,15 +1684,7 @@
       </w:r>
       <w:proofErr w:type="spellEnd"/>
       <w:r>
-        <w:t xml:space="preserve"> ec2 </w:t>
-      </w:r>
-      <w:proofErr w:type="gramStart"/>
-      <w:r>
-        <w:t>run-instances</w:t>
-      </w:r>
-      <w:proofErr w:type="gramEnd"/>
-      <w:r>
-        <w:t xml:space="preserve"> \</w:t>
+        <w:t xml:space="preserve"> ec2 run-instances \</w:t>
       </w:r>
     </w:p>
     <w:p>
@@ -1840,15 +1702,7 @@
         <w:ind w:left="720"/>
       </w:pPr>
       <w:r>
-        <w:t xml:space="preserve">  --instance-type t</w:t>
-      </w:r>
-      <w:proofErr w:type="gramStart"/>
-      <w:r>
-        <w:t>2.micro</w:t>
-      </w:r>
-      <w:proofErr w:type="gramEnd"/>
-      <w:r>
-        <w:t xml:space="preserve"> \</w:t>
+        <w:t xml:space="preserve">  --instance-type t2.micro \</w:t>
       </w:r>
     </w:p>
     <w:p>
@@ -1866,91 +1720,22 @@
         <w:ind w:left="720"/>
       </w:pPr>
       <w:r>
-        <w:t xml:space="preserve">    "ResourceType=</w:t>
-      </w:r>
-      <w:proofErr w:type="gramStart"/>
-      <w:r>
-        <w:t>instance,Tags=[{</w:t>
-      </w:r>
-      <w:proofErr w:type="gramEnd"/>
-      <w:r>
-        <w:t>Key=</w:t>
-      </w:r>
-      <w:proofErr w:type="gramStart"/>
-      <w:r>
-        <w:t>Name,Value</w:t>
-      </w:r>
-      <w:proofErr w:type="gramEnd"/>
-      <w:r>
-        <w:t>=hu-devops-26-sburse-cli-ec2</w:t>
-      </w:r>
-      <w:proofErr w:type="gramStart"/>
-      <w:r>
-        <w:t>},{</w:t>
-      </w:r>
-      <w:proofErr w:type="gramEnd"/>
-      <w:r>
-        <w:t>Key=HU_</w:t>
-      </w:r>
-      <w:proofErr w:type="gramStart"/>
-      <w:r>
-        <w:t>BATCH,Value</w:t>
-      </w:r>
-      <w:proofErr w:type="gramEnd"/>
-      <w:r>
-        <w:t>=HU-DevOps-26</w:t>
-      </w:r>
-      <w:proofErr w:type="gramStart"/>
-      <w:r>
-        <w:t>},{</w:t>
-      </w:r>
-      <w:proofErr w:type="gramEnd"/>
-      <w:r>
-        <w:t>Key=USER_</w:t>
-      </w:r>
-      <w:proofErr w:type="gramStart"/>
-      <w:r>
-        <w:t>NAME,Value</w:t>
-      </w:r>
-      <w:proofErr w:type="gramEnd"/>
-      <w:r>
-        <w:t>=</w:t>
-      </w:r>
-      <w:proofErr w:type="gramStart"/>
-      <w:r>
-        <w:t>sburse}]</w:t>
-      </w:r>
-      <w:proofErr w:type="gramEnd"/>
-      <w:r>
-        <w:t>" \</w:t>
-      </w:r>
-    </w:p>
-    <w:p>
-      <w:pPr>
-        <w:pStyle w:val="NoSpacing"/>
-        <w:ind w:left="720"/>
-      </w:pPr>
-      <w:r>
-        <w:t xml:space="preserve">  --query "</w:t>
-      </w:r>
-      <w:proofErr w:type="gramStart"/>
-      <w:r>
-        <w:t>Instances[</w:t>
-      </w:r>
-      <w:proofErr w:type="gramEnd"/>
-      <w:r>
-        <w:t>0</w:t>
-      </w:r>
-      <w:proofErr w:type="gramStart"/>
-      <w:r>
-        <w:t>].</w:t>
+        <w:t xml:space="preserve">    "ResourceType=instance,Tags=[{Key=Name,Value=hu-devops-26-sburse-cli-ec2},{Key=HU_BATCH,Value=HU-DevOps-26},{Key=USER_NAME,Value=sburse}]" \</w:t>
+      </w:r>
+    </w:p>
+    <w:p>
+      <w:pPr>
+        <w:pStyle w:val="NoSpacing"/>
+        <w:ind w:left="720"/>
+      </w:pPr>
+      <w:r>
+        <w:t xml:space="preserve">  --query "Instances[0].</w:t>
       </w:r>
       <w:proofErr w:type="spellStart"/>
       <w:r>
         <w:t>InstanceId</w:t>
       </w:r>
       <w:proofErr w:type="spellEnd"/>
-      <w:proofErr w:type="gramEnd"/>
       <w:r>
         <w:t>" \</w:t>
       </w:r>
@@ -2725,13 +2510,8 @@
         <w:t xml:space="preserve">    "Name=</w:t>
       </w:r>
       <w:proofErr w:type="spellStart"/>
-      <w:proofErr w:type="gramStart"/>
-      <w:r>
-        <w:t>tag:Name</w:t>
-      </w:r>
-      <w:proofErr w:type="gramEnd"/>
-      <w:r>
-        <w:t>,Values</w:t>
+      <w:r>
+        <w:t>tag:Name,Values</w:t>
       </w:r>
       <w:proofErr w:type="spellEnd"/>
       <w:r>
@@ -2747,12 +2527,10 @@
         <w:t xml:space="preserve">    "Name=instance-state-</w:t>
       </w:r>
       <w:proofErr w:type="spellStart"/>
-      <w:proofErr w:type="gramStart"/>
       <w:r>
         <w:t>name,Values</w:t>
       </w:r>
       <w:proofErr w:type="spellEnd"/>
-      <w:proofErr w:type="gramEnd"/>
       <w:r>
         <w:t>=running" \</w:t>
       </w:r>
@@ -2763,26 +2541,13 @@
         <w:ind w:left="1440"/>
       </w:pPr>
       <w:r>
-        <w:t xml:space="preserve">  --query "Reservations[0</w:t>
-      </w:r>
-      <w:proofErr w:type="gramStart"/>
-      <w:r>
-        <w:t>].Instances</w:t>
-      </w:r>
-      <w:proofErr w:type="gramEnd"/>
-      <w:r>
-        <w:t>[0</w:t>
-      </w:r>
-      <w:proofErr w:type="gramStart"/>
-      <w:r>
-        <w:t>].</w:t>
+        <w:t xml:space="preserve">  --query "Reservations[0].Instances[0].</w:t>
       </w:r>
       <w:proofErr w:type="spellStart"/>
       <w:r>
         <w:t>InstanceId</w:t>
       </w:r>
       <w:proofErr w:type="spellEnd"/>
-      <w:proofErr w:type="gramEnd"/>
       <w:r>
         <w:t>" \</w:t>
       </w:r>
@@ -2817,23 +2582,7 @@
         <w:ind w:left="1440"/>
       </w:pPr>
       <w:r>
-        <w:t>if [ "$INSTANCE_ID" = "None</w:t>
-      </w:r>
-      <w:proofErr w:type="gramStart"/>
-      <w:r>
-        <w:t>" ]</w:t>
-      </w:r>
-      <w:proofErr w:type="gramEnd"/>
-      <w:r>
-        <w:t xml:space="preserve"> || [ -z "$INSTANCE_ID</w:t>
-      </w:r>
-      <w:proofErr w:type="gramStart"/>
-      <w:r>
-        <w:t>" ]</w:t>
-      </w:r>
-      <w:proofErr w:type="gramEnd"/>
-      <w:r>
-        <w:t>; then</w:t>
+        <w:t>if [ "$INSTANCE_ID" = "None" ] || [ -z "$INSTANCE_ID" ]; then</w:t>
       </w:r>
     </w:p>
     <w:p>
@@ -2901,26 +2650,13 @@
         <w:ind w:left="1440"/>
       </w:pPr>
       <w:r>
-        <w:t xml:space="preserve">  --query "Reservations[0</w:t>
-      </w:r>
-      <w:proofErr w:type="gramStart"/>
-      <w:r>
-        <w:t>].Instances</w:t>
-      </w:r>
-      <w:proofErr w:type="gramEnd"/>
-      <w:r>
-        <w:t>[0</w:t>
-      </w:r>
-      <w:proofErr w:type="gramStart"/>
-      <w:r>
-        <w:t>].</w:t>
+        <w:t xml:space="preserve">  --query "Reservations[0].Instances[0].</w:t>
       </w:r>
       <w:proofErr w:type="spellStart"/>
       <w:r>
         <w:t>VpcId</w:t>
       </w:r>
       <w:proofErr w:type="spellEnd"/>
-      <w:proofErr w:type="gramEnd"/>
       <w:r>
         <w:t>" \</w:t>
       </w:r>
@@ -2981,39 +2717,21 @@
         <w:ind w:left="1440"/>
       </w:pPr>
       <w:r>
-        <w:t xml:space="preserve">  --query "Reservations[0</w:t>
-      </w:r>
-      <w:proofErr w:type="gramStart"/>
-      <w:r>
-        <w:t>].Instances</w:t>
-      </w:r>
-      <w:proofErr w:type="gramEnd"/>
-      <w:r>
-        <w:t>[0</w:t>
-      </w:r>
-      <w:proofErr w:type="gramStart"/>
-      <w:r>
-        <w:t>].</w:t>
+        <w:t xml:space="preserve">  --query "Reservations[0].Instances[0].</w:t>
       </w:r>
       <w:proofErr w:type="spellStart"/>
       <w:r>
         <w:t>SecurityGroups</w:t>
       </w:r>
       <w:proofErr w:type="spellEnd"/>
-      <w:proofErr w:type="gramEnd"/>
-      <w:r>
-        <w:t>[0</w:t>
-      </w:r>
-      <w:proofErr w:type="gramStart"/>
-      <w:r>
-        <w:t>].</w:t>
+      <w:r>
+        <w:t>[0].</w:t>
       </w:r>
       <w:proofErr w:type="spellStart"/>
       <w:r>
         <w:t>GroupId</w:t>
       </w:r>
       <w:proofErr w:type="spellEnd"/>
-      <w:proofErr w:type="gramEnd"/>
       <w:r>
         <w:t>" \</w:t>
       </w:r>
@@ -3314,13 +3032,8 @@
       </w:r>
       <w:proofErr w:type="spellEnd"/>
       <w:r>
-        <w:t xml:space="preserve"> elbv2 create-target-</w:t>
-      </w:r>
-      <w:proofErr w:type="gramStart"/>
-      <w:r>
-        <w:t>group \</w:t>
-      </w:r>
-      <w:proofErr w:type="gramEnd"/>
+        <w:t xml:space="preserve"> elbv2 create-target-group \</w:t>
+      </w:r>
     </w:p>
     <w:p>
       <w:pPr>
@@ -3393,28 +3106,18 @@
         <w:t xml:space="preserve">  --query "</w:t>
       </w:r>
       <w:proofErr w:type="spellStart"/>
-      <w:proofErr w:type="gramStart"/>
       <w:r>
         <w:t>TargetGroups</w:t>
       </w:r>
       <w:proofErr w:type="spellEnd"/>
       <w:r>
-        <w:t>[</w:t>
-      </w:r>
-      <w:proofErr w:type="gramEnd"/>
-      <w:r>
-        <w:t>0</w:t>
-      </w:r>
-      <w:proofErr w:type="gramStart"/>
-      <w:r>
-        <w:t>].</w:t>
+        <w:t>[0].</w:t>
       </w:r>
       <w:proofErr w:type="spellStart"/>
       <w:r>
         <w:t>TargetGroupArn</w:t>
       </w:r>
       <w:proofErr w:type="spellEnd"/>
-      <w:proofErr w:type="gramEnd"/>
       <w:r>
         <w:t>" \</w:t>
       </w:r>
@@ -3493,12 +3196,10 @@
         <w:t xml:space="preserve">    "Key=</w:t>
       </w:r>
       <w:proofErr w:type="spellStart"/>
-      <w:proofErr w:type="gramStart"/>
       <w:r>
         <w:t>Name,Value</w:t>
       </w:r>
       <w:proofErr w:type="spellEnd"/>
-      <w:proofErr w:type="gramEnd"/>
       <w:r>
         <w:t>=$TARGET_GROUP_NAME" \</w:t>
       </w:r>
@@ -3513,14 +3214,9 @@
       </w:r>
       <w:proofErr w:type="spellStart"/>
       <w:r>
-        <w:t>HU_</w:t>
-      </w:r>
-      <w:proofErr w:type="gramStart"/>
-      <w:r>
-        <w:t>BATCH,Value</w:t>
-      </w:r>
-      <w:proofErr w:type="spellEnd"/>
-      <w:proofErr w:type="gramEnd"/>
+        <w:t>HU_BATCH,Value</w:t>
+      </w:r>
+      <w:proofErr w:type="spellEnd"/>
       <w:r>
         <w:t>=$HU_BATCH" \</w:t>
       </w:r>
@@ -3535,14 +3231,9 @@
       </w:r>
       <w:proofErr w:type="spellStart"/>
       <w:r>
-        <w:t>USER_</w:t>
-      </w:r>
-      <w:proofErr w:type="gramStart"/>
-      <w:r>
-        <w:t>NAME,Value</w:t>
-      </w:r>
-      <w:proofErr w:type="spellEnd"/>
-      <w:proofErr w:type="gramEnd"/>
+        <w:t>USER_NAME,Value</w:t>
+      </w:r>
+      <w:proofErr w:type="spellEnd"/>
       <w:r>
         <w:t>=$USER_NAME"</w:t>
       </w:r>
@@ -4112,28 +3803,18 @@
         <w:t xml:space="preserve">  --query "</w:t>
       </w:r>
       <w:proofErr w:type="spellStart"/>
-      <w:proofErr w:type="gramStart"/>
       <w:r>
         <w:t>LoadBalancers</w:t>
       </w:r>
       <w:proofErr w:type="spellEnd"/>
       <w:r>
-        <w:t>[</w:t>
-      </w:r>
-      <w:proofErr w:type="gramEnd"/>
-      <w:r>
-        <w:t>0</w:t>
-      </w:r>
-      <w:proofErr w:type="gramStart"/>
-      <w:r>
-        <w:t>].</w:t>
+        <w:t>[0].</w:t>
       </w:r>
       <w:proofErr w:type="spellStart"/>
       <w:r>
         <w:t>LoadBalancerArn</w:t>
       </w:r>
       <w:proofErr w:type="spellEnd"/>
-      <w:proofErr w:type="gramEnd"/>
       <w:r>
         <w:t>" \</w:t>
       </w:r>
@@ -4211,12 +3892,10 @@
         <w:t xml:space="preserve">    "Key=</w:t>
       </w:r>
       <w:proofErr w:type="spellStart"/>
-      <w:proofErr w:type="gramStart"/>
       <w:r>
         <w:t>Name,Value</w:t>
       </w:r>
       <w:proofErr w:type="spellEnd"/>
-      <w:proofErr w:type="gramEnd"/>
       <w:r>
         <w:t>=$ALB_NAME" \</w:t>
       </w:r>
@@ -4231,14 +3910,9 @@
       </w:r>
       <w:proofErr w:type="spellStart"/>
       <w:r>
-        <w:t>HU_</w:t>
-      </w:r>
-      <w:proofErr w:type="gramStart"/>
-      <w:r>
-        <w:t>BATCH,Value</w:t>
-      </w:r>
-      <w:proofErr w:type="spellEnd"/>
-      <w:proofErr w:type="gramEnd"/>
+        <w:t>HU_BATCH,Value</w:t>
+      </w:r>
+      <w:proofErr w:type="spellEnd"/>
       <w:r>
         <w:t>=$HU_BATCH" \</w:t>
       </w:r>
@@ -4253,14 +3927,9 @@
       </w:r>
       <w:proofErr w:type="spellStart"/>
       <w:r>
-        <w:t>USER_</w:t>
-      </w:r>
-      <w:proofErr w:type="gramStart"/>
-      <w:r>
-        <w:t>NAME,Value</w:t>
-      </w:r>
-      <w:proofErr w:type="spellEnd"/>
-      <w:proofErr w:type="gramEnd"/>
+        <w:t>USER_NAME,Value</w:t>
+      </w:r>
+      <w:proofErr w:type="spellEnd"/>
       <w:r>
         <w:t>=$USER_NAME"</w:t>
       </w:r>
@@ -4486,12 +4155,10 @@
         <w:t xml:space="preserve">  --default-actions "Type=</w:t>
       </w:r>
       <w:proofErr w:type="spellStart"/>
-      <w:proofErr w:type="gramStart"/>
       <w:r>
         <w:t>forward,TargetGroupArn</w:t>
       </w:r>
       <w:proofErr w:type="spellEnd"/>
-      <w:proofErr w:type="gramEnd"/>
       <w:r>
         <w:t>=$TARGET_GROUP_ARN" \</w:t>
       </w:r>
@@ -4502,26 +4169,13 @@
         <w:ind w:left="720"/>
       </w:pPr>
       <w:r>
-        <w:t xml:space="preserve">  --query "</w:t>
-      </w:r>
-      <w:proofErr w:type="gramStart"/>
-      <w:r>
-        <w:t>Listeners[</w:t>
-      </w:r>
-      <w:proofErr w:type="gramEnd"/>
-      <w:r>
-        <w:t>0</w:t>
-      </w:r>
-      <w:proofErr w:type="gramStart"/>
-      <w:r>
-        <w:t>].</w:t>
+        <w:t xml:space="preserve">  --query "Listeners[0].</w:t>
       </w:r>
       <w:proofErr w:type="spellStart"/>
       <w:r>
         <w:t>ListenerArn</w:t>
       </w:r>
       <w:proofErr w:type="spellEnd"/>
-      <w:proofErr w:type="gramEnd"/>
       <w:r>
         <w:t>" \</w:t>
       </w:r>
@@ -4600,12 +4254,10 @@
         <w:t xml:space="preserve">    "Key=</w:t>
       </w:r>
       <w:proofErr w:type="spellStart"/>
-      <w:proofErr w:type="gramStart"/>
       <w:r>
         <w:t>Name,Value</w:t>
       </w:r>
       <w:proofErr w:type="spellEnd"/>
-      <w:proofErr w:type="gramEnd"/>
       <w:r>
         <w:t>=hu-devops-26-sburse-listener" \</w:t>
       </w:r>
@@ -4620,14 +4272,9 @@
       </w:r>
       <w:proofErr w:type="spellStart"/>
       <w:r>
-        <w:t>HU_</w:t>
-      </w:r>
-      <w:proofErr w:type="gramStart"/>
-      <w:r>
-        <w:t>BATCH,Value</w:t>
-      </w:r>
-      <w:proofErr w:type="spellEnd"/>
-      <w:proofErr w:type="gramEnd"/>
+        <w:t>HU_BATCH,Value</w:t>
+      </w:r>
+      <w:proofErr w:type="spellEnd"/>
       <w:r>
         <w:t>=$HU_BATCH" \</w:t>
       </w:r>
@@ -4642,14 +4289,9 @@
       </w:r>
       <w:proofErr w:type="spellStart"/>
       <w:r>
-        <w:t>USER_</w:t>
-      </w:r>
-      <w:proofErr w:type="gramStart"/>
-      <w:r>
-        <w:t>NAME,Value</w:t>
-      </w:r>
-      <w:proofErr w:type="spellEnd"/>
-      <w:proofErr w:type="gramEnd"/>
+        <w:t>USER_NAME,Value</w:t>
+      </w:r>
+      <w:proofErr w:type="spellEnd"/>
       <w:r>
         <w:t>=$USER_NAME"</w:t>
       </w:r>
@@ -4795,39 +4437,7 @@
         <w:ind w:left="720"/>
       </w:pPr>
       <w:r>
-        <w:t xml:space="preserve">  --conditions </w:t>
-      </w:r>
-      <w:proofErr w:type="gramStart"/>
-      <w:r>
-        <w:t>'[{</w:t>
-      </w:r>
-      <w:proofErr w:type="gramEnd"/>
-      <w:r>
-        <w:t>"Field":"http-request-method","HttpRequestMethodConfig</w:t>
-      </w:r>
-      <w:proofErr w:type="gramStart"/>
-      <w:r>
-        <w:t>":{</w:t>
-      </w:r>
-      <w:proofErr w:type="gramEnd"/>
-      <w:r>
-        <w:t>"Values</w:t>
-      </w:r>
-      <w:proofErr w:type="gramStart"/>
-      <w:r>
-        <w:t>":[</w:t>
-      </w:r>
-      <w:proofErr w:type="gramEnd"/>
-      <w:r>
-        <w:t>"GET</w:t>
-      </w:r>
-      <w:proofErr w:type="gramStart"/>
-      <w:r>
-        <w:t>"]}}</w:t>
-      </w:r>
-      <w:proofErr w:type="gramEnd"/>
-      <w:r>
-        <w:t>]' \</w:t>
+        <w:t xml:space="preserve">  --conditions '[{"Field":"http-request-method","HttpRequestMethodConfig":{"Values":["GET"]}}]' \</w:t>
       </w:r>
     </w:p>
     <w:p>
@@ -4839,12 +4449,10 @@
         <w:t xml:space="preserve">  --actions "Type=</w:t>
       </w:r>
       <w:proofErr w:type="spellStart"/>
-      <w:proofErr w:type="gramStart"/>
       <w:r>
         <w:t>forward,TargetGroupArn</w:t>
       </w:r>
       <w:proofErr w:type="spellEnd"/>
-      <w:proofErr w:type="gramEnd"/>
       <w:r>
         <w:t>=$TARGET_GROUP_ARN" \</w:t>
       </w:r>
@@ -4855,26 +4463,13 @@
         <w:ind w:left="720"/>
       </w:pPr>
       <w:r>
-        <w:t xml:space="preserve">  --query "</w:t>
-      </w:r>
-      <w:proofErr w:type="gramStart"/>
-      <w:r>
-        <w:t>Rules[</w:t>
-      </w:r>
-      <w:proofErr w:type="gramEnd"/>
-      <w:r>
-        <w:t>0</w:t>
-      </w:r>
-      <w:proofErr w:type="gramStart"/>
-      <w:r>
-        <w:t>].</w:t>
+        <w:t xml:space="preserve">  --query "Rules[0].</w:t>
       </w:r>
       <w:proofErr w:type="spellStart"/>
       <w:r>
         <w:t>RuleArn</w:t>
       </w:r>
       <w:proofErr w:type="spellEnd"/>
-      <w:proofErr w:type="gramEnd"/>
       <w:r>
         <w:t>" \</w:t>
       </w:r>
@@ -4952,12 +4547,10 @@
         <w:t xml:space="preserve">    "Key=</w:t>
       </w:r>
       <w:proofErr w:type="spellStart"/>
-      <w:proofErr w:type="gramStart"/>
       <w:r>
         <w:t>Name,Value</w:t>
       </w:r>
       <w:proofErr w:type="spellEnd"/>
-      <w:proofErr w:type="gramEnd"/>
       <w:r>
         <w:t>=hu-devops-26-sburse-get-rule" \</w:t>
       </w:r>
@@ -4972,14 +4565,9 @@
       </w:r>
       <w:proofErr w:type="spellStart"/>
       <w:r>
-        <w:t>HU_</w:t>
-      </w:r>
-      <w:proofErr w:type="gramStart"/>
-      <w:r>
-        <w:t>BATCH,Value</w:t>
-      </w:r>
-      <w:proofErr w:type="spellEnd"/>
-      <w:proofErr w:type="gramEnd"/>
+        <w:t>HU_BATCH,Value</w:t>
+      </w:r>
+      <w:proofErr w:type="spellEnd"/>
       <w:r>
         <w:t>=$HU_BATCH" \</w:t>
       </w:r>
@@ -4994,14 +4582,9 @@
       </w:r>
       <w:proofErr w:type="spellStart"/>
       <w:r>
-        <w:t>USER_</w:t>
-      </w:r>
-      <w:proofErr w:type="gramStart"/>
-      <w:r>
-        <w:t>NAME,Value</w:t>
-      </w:r>
-      <w:proofErr w:type="spellEnd"/>
-      <w:proofErr w:type="gramEnd"/>
+        <w:t>USER_NAME,Value</w:t>
+      </w:r>
+      <w:proofErr w:type="spellEnd"/>
       <w:r>
         <w:t>=$USER_NAME"</w:t>
       </w:r>
@@ -5129,39 +4712,7 @@
         <w:ind w:left="720"/>
       </w:pPr>
       <w:r>
-        <w:t xml:space="preserve">  --conditions </w:t>
-      </w:r>
-      <w:proofErr w:type="gramStart"/>
-      <w:r>
-        <w:t>'[{</w:t>
-      </w:r>
-      <w:proofErr w:type="gramEnd"/>
-      <w:r>
-        <w:t>"Field":"http-request-method","HttpRequestMethodConfig</w:t>
-      </w:r>
-      <w:proofErr w:type="gramStart"/>
-      <w:r>
-        <w:t>":{</w:t>
-      </w:r>
-      <w:proofErr w:type="gramEnd"/>
-      <w:r>
-        <w:t>"Values</w:t>
-      </w:r>
-      <w:proofErr w:type="gramStart"/>
-      <w:r>
-        <w:t>":[</w:t>
-      </w:r>
-      <w:proofErr w:type="gramEnd"/>
-      <w:r>
-        <w:t>"</w:t>
-      </w:r>
-      <w:proofErr w:type="gramStart"/>
-      <w:r>
-        <w:t>POST"]}}</w:t>
-      </w:r>
-      <w:proofErr w:type="gramEnd"/>
-      <w:r>
-        <w:t>]' \</w:t>
+        <w:t xml:space="preserve">  --conditions '[{"Field":"http-request-method","HttpRequestMethodConfig":{"Values":["POST"]}}]' \</w:t>
       </w:r>
     </w:p>
     <w:p>
@@ -5173,12 +4724,10 @@
         <w:t xml:space="preserve">  --actions "Type=</w:t>
       </w:r>
       <w:proofErr w:type="spellStart"/>
-      <w:proofErr w:type="gramStart"/>
       <w:r>
         <w:t>forward,TargetGroupArn</w:t>
       </w:r>
       <w:proofErr w:type="spellEnd"/>
-      <w:proofErr w:type="gramEnd"/>
       <w:r>
         <w:t>=$TARGET_GROUP_ARN" \</w:t>
       </w:r>
@@ -5189,26 +4738,13 @@
         <w:ind w:left="720"/>
       </w:pPr>
       <w:r>
-        <w:t xml:space="preserve">  --query "</w:t>
-      </w:r>
-      <w:proofErr w:type="gramStart"/>
-      <w:r>
-        <w:t>Rules[</w:t>
-      </w:r>
-      <w:proofErr w:type="gramEnd"/>
-      <w:r>
-        <w:t>0</w:t>
-      </w:r>
-      <w:proofErr w:type="gramStart"/>
-      <w:r>
-        <w:t>].</w:t>
+        <w:t xml:space="preserve">  --query "Rules[0].</w:t>
       </w:r>
       <w:proofErr w:type="spellStart"/>
       <w:r>
         <w:t>RuleArn</w:t>
       </w:r>
       <w:proofErr w:type="spellEnd"/>
-      <w:proofErr w:type="gramEnd"/>
       <w:r>
         <w:t>" \</w:t>
       </w:r>
@@ -5286,12 +4822,10 @@
         <w:t xml:space="preserve">    "Key=</w:t>
       </w:r>
       <w:proofErr w:type="spellStart"/>
-      <w:proofErr w:type="gramStart"/>
       <w:r>
         <w:t>Name,Value</w:t>
       </w:r>
       <w:proofErr w:type="spellEnd"/>
-      <w:proofErr w:type="gramEnd"/>
       <w:r>
         <w:t>=hu-devops-26-sburse-post-rule" \</w:t>
       </w:r>
@@ -5306,14 +4840,9 @@
       </w:r>
       <w:proofErr w:type="spellStart"/>
       <w:r>
-        <w:t>HU_</w:t>
-      </w:r>
-      <w:proofErr w:type="gramStart"/>
-      <w:r>
-        <w:t>BATCH,Value</w:t>
-      </w:r>
-      <w:proofErr w:type="spellEnd"/>
-      <w:proofErr w:type="gramEnd"/>
+        <w:t>HU_BATCH,Value</w:t>
+      </w:r>
+      <w:proofErr w:type="spellEnd"/>
       <w:r>
         <w:t>=$HU_BATCH" \</w:t>
       </w:r>
@@ -5328,14 +4857,9 @@
       </w:r>
       <w:proofErr w:type="spellStart"/>
       <w:r>
-        <w:t>USER_</w:t>
-      </w:r>
-      <w:proofErr w:type="gramStart"/>
-      <w:r>
-        <w:t>NAME,Value</w:t>
-      </w:r>
-      <w:proofErr w:type="spellEnd"/>
-      <w:proofErr w:type="gramEnd"/>
+        <w:t>USER_NAME,Value</w:t>
+      </w:r>
+      <w:proofErr w:type="spellEnd"/>
       <w:r>
         <w:t>=$USER_NAME"</w:t>
       </w:r>
@@ -5625,15 +5149,6 @@
         </w:rPr>
         <w:t>http://hu-devops-26-sburse-alb-337028368.us-east-2.elb.amazonaws.com</w:t>
       </w:r>
-    </w:p>
-    <w:p>
-      <w:pPr>
-        <w:pStyle w:val="NoSpacing"/>
-        <w:ind w:left="720"/>
-        <w:rPr>
-          <w:lang w:val="en-IN"/>
-        </w:rPr>
-      </w:pPr>
     </w:p>
     <w:p>
       <w:pPr>
